--- a/deliverables/inland_transport_2026-10/docx/QASOP_0XX_A06.docx
+++ b/deliverables/inland_transport_2026-10/docx/QASOP_0XX_A06.docx
@@ -695,7 +695,7 @@
                 <w:color w:val="000000"/>
                 <w:sz w:val="18"/>
               </w:rPr>
-              <w:t>UKIM FF — Центар за природни производи, Скопје</w:t>
+              <w:t>Домашен примач со дозвола</w:t>
             </w:r>
             <w:r>
               <w:rPr>
@@ -715,7 +715,7 @@
                 <w:color w:val="000000"/>
                 <w:sz w:val="14"/>
               </w:rPr>
-              <w:t>UKIM FF — Centre for Natural Products, Skopje</w:t>
+              <w:t>Licensed domestic consignee</w:t>
             </w:r>
           </w:p>
         </w:tc>
@@ -738,7 +738,7 @@
                 <w:color w:val="000000"/>
                 <w:sz w:val="18"/>
               </w:rPr>
-              <w:t>мостри 15–25 °C</w:t>
+              <w:t>производ 15–25 °C</w:t>
             </w:r>
             <w:r>
               <w:rPr>
@@ -758,7 +758,7 @@
                 <w:color w:val="000000"/>
                 <w:sz w:val="14"/>
               </w:rPr>
-              <w:t>samples 15–25 °C</w:t>
+              <w:t>product 15–25 °C</w:t>
             </w:r>
           </w:p>
         </w:tc>
@@ -899,7 +899,7 @@
                 <w:color w:val="000000"/>
                 <w:sz w:val="18"/>
               </w:rPr>
-              <w:t>Институт за јавно здравје, Скопје</w:t>
+              <w:t>Царински магацин → локација</w:t>
             </w:r>
             <w:r>
               <w:rPr>
@@ -919,7 +919,7 @@
                 <w:color w:val="000000"/>
                 <w:sz w:val="14"/>
               </w:rPr>
-              <w:t>Institute of Public Health, Skopje</w:t>
+              <w:t>Bonded warehouse → site</w:t>
             </w:r>
           </w:p>
         </w:tc>
@@ -943,7 +943,7 @@
                 <w:color w:val="000000"/>
                 <w:sz w:val="18"/>
               </w:rPr>
-              <w:t>мостри 15–25 °C</w:t>
+              <w:t>клонови / семе</w:t>
             </w:r>
             <w:r>
               <w:rPr>
@@ -963,7 +963,7 @@
                 <w:color w:val="000000"/>
                 <w:sz w:val="14"/>
               </w:rPr>
-              <w:t>samples 15–25 °C</w:t>
+              <w:t>clones / seeds</w:t>
             </w:r>
           </w:p>
         </w:tc>
@@ -1110,7 +1110,7 @@
                 <w:color w:val="000000"/>
                 <w:sz w:val="18"/>
               </w:rPr>
-              <w:t>Фармахем, Скопје</w:t>
+              <w:t>Овластено место за уништување</w:t>
             </w:r>
             <w:r>
               <w:rPr>
@@ -1130,7 +1130,7 @@
                 <w:color w:val="000000"/>
                 <w:sz w:val="14"/>
               </w:rPr>
-              <w:t>Farmahem, Skopje</w:t>
+              <w:t>Authorised destruction site</w:t>
             </w:r>
           </w:p>
         </w:tc>
@@ -1153,7 +1153,7 @@
                 <w:color w:val="000000"/>
                 <w:sz w:val="18"/>
               </w:rPr>
-              <w:t>мостри 15–25 °C</w:t>
+              <w:t>отпад (не е критична)</w:t>
             </w:r>
             <w:r>
               <w:rPr>
@@ -1173,7 +1173,7 @@
                 <w:color w:val="000000"/>
                 <w:sz w:val="14"/>
               </w:rPr>
-              <w:t>samples 15–25 °C</w:t>
+              <w:t>waste (not critical)</w:t>
             </w:r>
           </w:p>
         </w:tc>
@@ -1272,7 +1272,7 @@
       <w:tr>
         <w:tc>
           <w:tcPr>
-            <w:shd w:val="clear" w:color="auto" w:fill="F2F2F2"/>
+            <w:shd w:val="clear" w:color="auto" w:fill="F7FAFC"/>
             <w:vAlign w:val="center"/>
             <w:tcW w:type="dxa" w:w="675"/>
           </w:tcPr>
@@ -1282,16 +1282,6 @@
               <w:jc w:val="center"/>
             </w:pPr>
             <w:r/>
-            <w:r>
-              <w:rPr>
-                <w:rFonts w:ascii="Calibri" w:hAnsi="Calibri"/>
-                <w:b w:val="0"/>
-                <w:i w:val="0"/>
-                <w:color w:val="000000"/>
-                <w:sz w:val="18"/>
-              </w:rPr>
-              <w:t>L04</w:t>
-            </w:r>
           </w:p>
         </w:tc>
         <w:tc>
@@ -1306,36 +1296,6 @@
               <w:jc w:val="center"/>
             </w:pPr>
             <w:r/>
-            <w:r>
-              <w:rPr>
-                <w:rFonts w:ascii="Calibri" w:hAnsi="Calibri"/>
-                <w:b w:val="0"/>
-                <w:i w:val="0"/>
-                <w:color w:val="000000"/>
-                <w:sz w:val="18"/>
-              </w:rPr>
-              <w:t>Државна фитосанитарна лабораторија</w:t>
-            </w:r>
-            <w:r>
-              <w:rPr>
-                <w:rFonts w:ascii="Calibri" w:hAnsi="Calibri"/>
-                <w:b w:val="0"/>
-                <w:i w:val="0"/>
-                <w:color w:val="000000"/>
-                <w:sz w:val="14"/>
-              </w:rPr>
-              <w:t xml:space="preserve"> | </w:t>
-            </w:r>
-            <w:r>
-              <w:rPr>
-                <w:rFonts w:ascii="Calibri" w:hAnsi="Calibri"/>
-                <w:b w:val="0"/>
-                <w:i/>
-                <w:color w:val="000000"/>
-                <w:sz w:val="14"/>
-              </w:rPr>
-              <w:t>State Phytosanitary Laboratory</w:t>
-            </w:r>
           </w:p>
         </w:tc>
         <w:tc>
@@ -1350,36 +1310,6 @@
               <w:jc w:val="center"/>
             </w:pPr>
             <w:r/>
-            <w:r>
-              <w:rPr>
-                <w:rFonts w:ascii="Calibri" w:hAnsi="Calibri"/>
-                <w:b w:val="0"/>
-                <w:i w:val="0"/>
-                <w:color w:val="000000"/>
-                <w:sz w:val="18"/>
-              </w:rPr>
-              <w:t>клонови +2 до +8 °C</w:t>
-            </w:r>
-            <w:r>
-              <w:rPr>
-                <w:rFonts w:ascii="Calibri" w:hAnsi="Calibri"/>
-                <w:b w:val="0"/>
-                <w:i w:val="0"/>
-                <w:color w:val="000000"/>
-                <w:sz w:val="14"/>
-              </w:rPr>
-              <w:t xml:space="preserve"> | </w:t>
-            </w:r>
-            <w:r>
-              <w:rPr>
-                <w:rFonts w:ascii="Calibri" w:hAnsi="Calibri"/>
-                <w:b w:val="0"/>
-                <w:i/>
-                <w:color w:val="000000"/>
-                <w:sz w:val="14"/>
-              </w:rPr>
-              <w:t>clones +2 to +8 °C</w:t>
-            </w:r>
           </w:p>
         </w:tc>
         <w:tc>
@@ -1484,7 +1414,6 @@
       <w:tr>
         <w:tc>
           <w:tcPr>
-            <w:shd w:val="clear" w:color="auto" w:fill="F2F2F2"/>
             <w:vAlign w:val="center"/>
             <w:tcW w:type="dxa" w:w="675"/>
           </w:tcPr>
@@ -1494,16 +1423,6 @@
               <w:jc w:val="center"/>
             </w:pPr>
             <w:r/>
-            <w:r>
-              <w:rPr>
-                <w:rFonts w:ascii="Calibri" w:hAnsi="Calibri"/>
-                <w:b w:val="0"/>
-                <w:i w:val="0"/>
-                <w:color w:val="000000"/>
-                <w:sz w:val="18"/>
-              </w:rPr>
-              <w:t>L05</w:t>
-            </w:r>
           </w:p>
         </w:tc>
         <w:tc>
@@ -1517,36 +1436,6 @@
               <w:jc w:val="center"/>
             </w:pPr>
             <w:r/>
-            <w:r>
-              <w:rPr>
-                <w:rFonts w:ascii="Calibri" w:hAnsi="Calibri"/>
-                <w:b w:val="0"/>
-                <w:i w:val="0"/>
-                <w:color w:val="000000"/>
-                <w:sz w:val="18"/>
-              </w:rPr>
-              <w:t>Домашен примач со дозвола</w:t>
-            </w:r>
-            <w:r>
-              <w:rPr>
-                <w:rFonts w:ascii="Calibri" w:hAnsi="Calibri"/>
-                <w:b w:val="0"/>
-                <w:i w:val="0"/>
-                <w:color w:val="000000"/>
-                <w:sz w:val="14"/>
-              </w:rPr>
-              <w:t xml:space="preserve"> | </w:t>
-            </w:r>
-            <w:r>
-              <w:rPr>
-                <w:rFonts w:ascii="Calibri" w:hAnsi="Calibri"/>
-                <w:b w:val="0"/>
-                <w:i/>
-                <w:color w:val="000000"/>
-                <w:sz w:val="14"/>
-              </w:rPr>
-              <w:t>Licensed domestic consignee</w:t>
-            </w:r>
           </w:p>
         </w:tc>
         <w:tc>
@@ -1560,451 +1449,6 @@
               <w:jc w:val="center"/>
             </w:pPr>
             <w:r/>
-            <w:r>
-              <w:rPr>
-                <w:rFonts w:ascii="Calibri" w:hAnsi="Calibri"/>
-                <w:b w:val="0"/>
-                <w:i w:val="0"/>
-                <w:color w:val="000000"/>
-                <w:sz w:val="18"/>
-              </w:rPr>
-              <w:t>производ 15–25 °C</w:t>
-            </w:r>
-            <w:r>
-              <w:rPr>
-                <w:rFonts w:ascii="Calibri" w:hAnsi="Calibri"/>
-                <w:b w:val="0"/>
-                <w:i w:val="0"/>
-                <w:color w:val="000000"/>
-                <w:sz w:val="14"/>
-              </w:rPr>
-              <w:t xml:space="preserve"> | </w:t>
-            </w:r>
-            <w:r>
-              <w:rPr>
-                <w:rFonts w:ascii="Calibri" w:hAnsi="Calibri"/>
-                <w:b w:val="0"/>
-                <w:i/>
-                <w:color w:val="000000"/>
-                <w:sz w:val="14"/>
-              </w:rPr>
-              <w:t>product 15–25 °C</w:t>
-            </w:r>
-          </w:p>
-        </w:tc>
-        <w:tc>
-          <w:tcPr>
-            <w:vAlign w:val="center"/>
-            <w:tcW w:type="dxa" w:w="1259"/>
-          </w:tcPr>
-          <w:p>
-            <w:pPr>
-              <w:spacing w:before="20" w:after="20"/>
-              <w:jc w:val="center"/>
-            </w:pPr>
-            <w:r/>
-          </w:p>
-        </w:tc>
-        <w:tc>
-          <w:tcPr>
-            <w:vAlign w:val="center"/>
-            <w:tcW w:type="dxa" w:w="510"/>
-          </w:tcPr>
-          <w:p>
-            <w:pPr>
-              <w:spacing w:before="20" w:after="20"/>
-              <w:jc w:val="center"/>
-            </w:pPr>
-            <w:r/>
-          </w:p>
-        </w:tc>
-        <w:tc>
-          <w:tcPr>
-            <w:vAlign w:val="center"/>
-            <w:tcW w:type="dxa" w:w="1130"/>
-          </w:tcPr>
-          <w:p>
-            <w:pPr>
-              <w:spacing w:before="20" w:after="20"/>
-              <w:jc w:val="center"/>
-            </w:pPr>
-            <w:r/>
-          </w:p>
-        </w:tc>
-        <w:tc>
-          <w:tcPr>
-            <w:vAlign w:val="center"/>
-            <w:tcW w:type="dxa" w:w="1134"/>
-          </w:tcPr>
-          <w:p>
-            <w:pPr>
-              <w:spacing w:before="20" w:after="20"/>
-              <w:jc w:val="center"/>
-            </w:pPr>
-            <w:r/>
-          </w:p>
-        </w:tc>
-        <w:tc>
-          <w:tcPr>
-            <w:vAlign w:val="center"/>
-            <w:tcW w:type="dxa" w:w="890"/>
-          </w:tcPr>
-          <w:p>
-            <w:pPr>
-              <w:spacing w:before="20" w:after="20"/>
-              <w:jc w:val="center"/>
-            </w:pPr>
-            <w:r/>
-          </w:p>
-        </w:tc>
-        <w:tc>
-          <w:tcPr>
-            <w:vAlign w:val="center"/>
-            <w:tcW w:type="dxa" w:w="808"/>
-          </w:tcPr>
-          <w:p>
-            <w:pPr>
-              <w:spacing w:before="20" w:after="20"/>
-              <w:jc w:val="center"/>
-            </w:pPr>
-            <w:r/>
-          </w:p>
-        </w:tc>
-        <w:tc>
-          <w:tcPr>
-            <w:vAlign w:val="center"/>
-            <w:tcW w:type="dxa" w:w="1522"/>
-          </w:tcPr>
-          <w:p>
-            <w:pPr>
-              <w:spacing w:before="20" w:after="20"/>
-              <w:jc w:val="center"/>
-            </w:pPr>
-            <w:r/>
-          </w:p>
-        </w:tc>
-      </w:tr>
-      <w:tr>
-        <w:tc>
-          <w:tcPr>
-            <w:shd w:val="clear" w:color="auto" w:fill="F2F2F2"/>
-            <w:vAlign w:val="center"/>
-            <w:tcW w:type="dxa" w:w="675"/>
-          </w:tcPr>
-          <w:p>
-            <w:pPr>
-              <w:spacing w:before="20" w:after="20"/>
-              <w:jc w:val="center"/>
-            </w:pPr>
-            <w:r/>
-            <w:r>
-              <w:rPr>
-                <w:rFonts w:ascii="Calibri" w:hAnsi="Calibri"/>
-                <w:b w:val="0"/>
-                <w:i w:val="0"/>
-                <w:color w:val="000000"/>
-                <w:sz w:val="18"/>
-              </w:rPr>
-              <w:t>L06</w:t>
-            </w:r>
-          </w:p>
-        </w:tc>
-        <w:tc>
-          <w:tcPr>
-            <w:shd w:val="clear" w:color="auto" w:fill="F7FAFC"/>
-            <w:vAlign w:val="center"/>
-            <w:tcW w:type="dxa" w:w="3724"/>
-          </w:tcPr>
-          <w:p>
-            <w:pPr>
-              <w:spacing w:before="20" w:after="20"/>
-              <w:jc w:val="center"/>
-            </w:pPr>
-            <w:r/>
-            <w:r>
-              <w:rPr>
-                <w:rFonts w:ascii="Calibri" w:hAnsi="Calibri"/>
-                <w:b w:val="0"/>
-                <w:i w:val="0"/>
-                <w:color w:val="000000"/>
-                <w:sz w:val="18"/>
-              </w:rPr>
-              <w:t>Царински магацин → локација</w:t>
-            </w:r>
-            <w:r>
-              <w:rPr>
-                <w:rFonts w:ascii="Calibri" w:hAnsi="Calibri"/>
-                <w:b w:val="0"/>
-                <w:i w:val="0"/>
-                <w:color w:val="000000"/>
-                <w:sz w:val="14"/>
-              </w:rPr>
-              <w:t xml:space="preserve"> | </w:t>
-            </w:r>
-            <w:r>
-              <w:rPr>
-                <w:rFonts w:ascii="Calibri" w:hAnsi="Calibri"/>
-                <w:b w:val="0"/>
-                <w:i/>
-                <w:color w:val="000000"/>
-                <w:sz w:val="14"/>
-              </w:rPr>
-              <w:t>Bonded warehouse → site</w:t>
-            </w:r>
-          </w:p>
-        </w:tc>
-        <w:tc>
-          <w:tcPr>
-            <w:shd w:val="clear" w:color="auto" w:fill="F7FAFC"/>
-            <w:vAlign w:val="center"/>
-            <w:tcW w:type="dxa" w:w="3743"/>
-          </w:tcPr>
-          <w:p>
-            <w:pPr>
-              <w:spacing w:before="20" w:after="20"/>
-              <w:jc w:val="center"/>
-            </w:pPr>
-            <w:r/>
-            <w:r>
-              <w:rPr>
-                <w:rFonts w:ascii="Calibri" w:hAnsi="Calibri"/>
-                <w:b w:val="0"/>
-                <w:i w:val="0"/>
-                <w:color w:val="000000"/>
-                <w:sz w:val="18"/>
-              </w:rPr>
-              <w:t>клонови / семе</w:t>
-            </w:r>
-            <w:r>
-              <w:rPr>
-                <w:rFonts w:ascii="Calibri" w:hAnsi="Calibri"/>
-                <w:b w:val="0"/>
-                <w:i w:val="0"/>
-                <w:color w:val="000000"/>
-                <w:sz w:val="14"/>
-              </w:rPr>
-              <w:t xml:space="preserve"> | </w:t>
-            </w:r>
-            <w:r>
-              <w:rPr>
-                <w:rFonts w:ascii="Calibri" w:hAnsi="Calibri"/>
-                <w:b w:val="0"/>
-                <w:i/>
-                <w:color w:val="000000"/>
-                <w:sz w:val="14"/>
-              </w:rPr>
-              <w:t>clones / seeds</w:t>
-            </w:r>
-          </w:p>
-        </w:tc>
-        <w:tc>
-          <w:tcPr>
-            <w:shd w:val="clear" w:color="auto" w:fill="F7FAFC"/>
-            <w:vAlign w:val="center"/>
-            <w:tcW w:type="dxa" w:w="1259"/>
-          </w:tcPr>
-          <w:p>
-            <w:pPr>
-              <w:spacing w:before="20" w:after="20"/>
-              <w:jc w:val="center"/>
-            </w:pPr>
-            <w:r/>
-          </w:p>
-        </w:tc>
-        <w:tc>
-          <w:tcPr>
-            <w:shd w:val="clear" w:color="auto" w:fill="F7FAFC"/>
-            <w:vAlign w:val="center"/>
-            <w:tcW w:type="dxa" w:w="510"/>
-          </w:tcPr>
-          <w:p>
-            <w:pPr>
-              <w:spacing w:before="20" w:after="20"/>
-              <w:jc w:val="center"/>
-            </w:pPr>
-            <w:r/>
-          </w:p>
-        </w:tc>
-        <w:tc>
-          <w:tcPr>
-            <w:shd w:val="clear" w:color="auto" w:fill="F7FAFC"/>
-            <w:vAlign w:val="center"/>
-            <w:tcW w:type="dxa" w:w="1130"/>
-          </w:tcPr>
-          <w:p>
-            <w:pPr>
-              <w:spacing w:before="20" w:after="20"/>
-              <w:jc w:val="center"/>
-            </w:pPr>
-            <w:r/>
-          </w:p>
-        </w:tc>
-        <w:tc>
-          <w:tcPr>
-            <w:shd w:val="clear" w:color="auto" w:fill="F7FAFC"/>
-            <w:vAlign w:val="center"/>
-            <w:tcW w:type="dxa" w:w="1134"/>
-          </w:tcPr>
-          <w:p>
-            <w:pPr>
-              <w:spacing w:before="20" w:after="20"/>
-              <w:jc w:val="center"/>
-            </w:pPr>
-            <w:r/>
-          </w:p>
-        </w:tc>
-        <w:tc>
-          <w:tcPr>
-            <w:shd w:val="clear" w:color="auto" w:fill="F7FAFC"/>
-            <w:vAlign w:val="center"/>
-            <w:tcW w:type="dxa" w:w="890"/>
-          </w:tcPr>
-          <w:p>
-            <w:pPr>
-              <w:spacing w:before="20" w:after="20"/>
-              <w:jc w:val="center"/>
-            </w:pPr>
-            <w:r/>
-          </w:p>
-        </w:tc>
-        <w:tc>
-          <w:tcPr>
-            <w:shd w:val="clear" w:color="auto" w:fill="F7FAFC"/>
-            <w:vAlign w:val="center"/>
-            <w:tcW w:type="dxa" w:w="808"/>
-          </w:tcPr>
-          <w:p>
-            <w:pPr>
-              <w:spacing w:before="20" w:after="20"/>
-              <w:jc w:val="center"/>
-            </w:pPr>
-            <w:r/>
-          </w:p>
-        </w:tc>
-        <w:tc>
-          <w:tcPr>
-            <w:shd w:val="clear" w:color="auto" w:fill="F7FAFC"/>
-            <w:vAlign w:val="center"/>
-            <w:tcW w:type="dxa" w:w="1522"/>
-          </w:tcPr>
-          <w:p>
-            <w:pPr>
-              <w:spacing w:before="20" w:after="20"/>
-              <w:jc w:val="center"/>
-            </w:pPr>
-            <w:r/>
-          </w:p>
-        </w:tc>
-      </w:tr>
-      <w:tr>
-        <w:tc>
-          <w:tcPr>
-            <w:shd w:val="clear" w:color="auto" w:fill="F2F2F2"/>
-            <w:vAlign w:val="center"/>
-            <w:tcW w:type="dxa" w:w="675"/>
-          </w:tcPr>
-          <w:p>
-            <w:pPr>
-              <w:spacing w:before="20" w:after="20"/>
-              <w:jc w:val="center"/>
-            </w:pPr>
-            <w:r/>
-            <w:r>
-              <w:rPr>
-                <w:rFonts w:ascii="Calibri" w:hAnsi="Calibri"/>
-                <w:b w:val="0"/>
-                <w:i w:val="0"/>
-                <w:color w:val="000000"/>
-                <w:sz w:val="18"/>
-              </w:rPr>
-              <w:t>L07</w:t>
-            </w:r>
-          </w:p>
-        </w:tc>
-        <w:tc>
-          <w:tcPr>
-            <w:vAlign w:val="center"/>
-            <w:tcW w:type="dxa" w:w="3724"/>
-          </w:tcPr>
-          <w:p>
-            <w:pPr>
-              <w:spacing w:before="20" w:after="20"/>
-              <w:jc w:val="center"/>
-            </w:pPr>
-            <w:r/>
-            <w:r>
-              <w:rPr>
-                <w:rFonts w:ascii="Calibri" w:hAnsi="Calibri"/>
-                <w:b w:val="0"/>
-                <w:i w:val="0"/>
-                <w:color w:val="000000"/>
-                <w:sz w:val="18"/>
-              </w:rPr>
-              <w:t>Овластено место за уништување</w:t>
-            </w:r>
-            <w:r>
-              <w:rPr>
-                <w:rFonts w:ascii="Calibri" w:hAnsi="Calibri"/>
-                <w:b w:val="0"/>
-                <w:i w:val="0"/>
-                <w:color w:val="000000"/>
-                <w:sz w:val="14"/>
-              </w:rPr>
-              <w:t xml:space="preserve"> | </w:t>
-            </w:r>
-            <w:r>
-              <w:rPr>
-                <w:rFonts w:ascii="Calibri" w:hAnsi="Calibri"/>
-                <w:b w:val="0"/>
-                <w:i/>
-                <w:color w:val="000000"/>
-                <w:sz w:val="14"/>
-              </w:rPr>
-              <w:t>Authorised destruction site</w:t>
-            </w:r>
-          </w:p>
-        </w:tc>
-        <w:tc>
-          <w:tcPr>
-            <w:vAlign w:val="center"/>
-            <w:tcW w:type="dxa" w:w="3743"/>
-          </w:tcPr>
-          <w:p>
-            <w:pPr>
-              <w:spacing w:before="20" w:after="20"/>
-              <w:jc w:val="center"/>
-            </w:pPr>
-            <w:r/>
-            <w:r>
-              <w:rPr>
-                <w:rFonts w:ascii="Calibri" w:hAnsi="Calibri"/>
-                <w:b w:val="0"/>
-                <w:i w:val="0"/>
-                <w:color w:val="000000"/>
-                <w:sz w:val="18"/>
-              </w:rPr>
-              <w:t>отпад (не е критична)</w:t>
-            </w:r>
-            <w:r>
-              <w:rPr>
-                <w:rFonts w:ascii="Calibri" w:hAnsi="Calibri"/>
-                <w:b w:val="0"/>
-                <w:i w:val="0"/>
-                <w:color w:val="000000"/>
-                <w:sz w:val="14"/>
-              </w:rPr>
-              <w:t xml:space="preserve"> | </w:t>
-            </w:r>
-            <w:r>
-              <w:rPr>
-                <w:rFonts w:ascii="Calibri" w:hAnsi="Calibri"/>
-                <w:b w:val="0"/>
-                <w:i/>
-                <w:color w:val="000000"/>
-                <w:sz w:val="14"/>
-              </w:rPr>
-              <w:t>waste (not critical)</w:t>
-            </w:r>
           </w:p>
         </w:tc>
         <w:tc>

--- a/deliverables/inland_transport_2026-10/docx/QASOP_0XX_A06.docx
+++ b/deliverables/inland_transport_2026-10/docx/QASOP_0XX_A06.docx
@@ -96,74 +96,53 @@
         <w:t xml:space="preserve">   —   Верзија | Version: DRAFT   ·   Датум на важност | Effective date: —</w:t>
       </w:r>
     </w:p>
-    <w:tbl>
-      <w:tblPr>
-        <w:tblLook w:firstColumn="1" w:firstRow="1" w:lastColumn="0" w:lastRow="0" w:noHBand="0" w:noVBand="1" w:val="04A0"/>
-        <w:tblLayout w:type="fixed"/>
-        <w:tblW w:type="dxa" w:w="15399"/>
-        <w:tblInd w:type="dxa" w:w="0"/>
-        <w:jc w:val="center"/>
-        <w:tblBorders>
-          <w:top w:val="single" w:sz="4" w:space="0" w:color="2B547E"/>
-          <w:left w:val="single" w:sz="4" w:space="0" w:color="2B547E"/>
-          <w:bottom w:val="single" w:sz="4" w:space="0" w:color="2B547E"/>
-          <w:right w:val="single" w:sz="4" w:space="0" w:color="2B547E"/>
-          <w:insideH w:val="single" w:sz="4" w:space="0" w:color="2B547E"/>
-          <w:insideV w:val="single" w:sz="4" w:space="0" w:color="2B547E"/>
-        </w:tblBorders>
-      </w:tblPr>
-      <w:tblGrid>
-        <w:gridCol w:w="15399"/>
-      </w:tblGrid>
-      <w:tr>
-        <w:tc>
-          <w:tcPr>
-            <w:shd w:val="clear" w:color="auto" w:fill="2B547E"/>
-            <w:vAlign w:val="center"/>
-            <w:tcW w:type="dxa" w:w="15399"/>
-          </w:tcPr>
-          <w:p>
-            <w:pPr>
-              <w:spacing w:before="20" w:after="20"/>
-              <w:jc w:val="center"/>
-            </w:pPr>
-            <w:r/>
-            <w:r>
-              <w:rPr>
-                <w:rFonts w:ascii="Calibri" w:hAnsi="Calibri"/>
-                <w:b/>
-                <w:i w:val="0"/>
-                <w:color w:val="FFFFFF"/>
-                <w:sz w:val="22"/>
-              </w:rPr>
-              <w:t>1 Регистар на рути</w:t>
-            </w:r>
-            <w:r>
-              <w:rPr>
-                <w:rFonts w:ascii="Calibri" w:hAnsi="Calibri"/>
-                <w:b w:val="0"/>
-                <w:i w:val="0"/>
-                <w:color w:val="FFFFFF"/>
-                <w:sz w:val="18"/>
-              </w:rPr>
-              <w:t xml:space="preserve"> | </w:t>
-            </w:r>
-            <w:r>
-              <w:rPr>
-                <w:rFonts w:ascii="Calibri" w:hAnsi="Calibri"/>
-                <w:b w:val="0"/>
-                <w:i w:val="0"/>
-                <w:color w:val="FFFFFF"/>
-                <w:sz w:val="18"/>
-              </w:rPr>
-              <w:t>Lane register</w:t>
-            </w:r>
-          </w:p>
-        </w:tc>
-      </w:tr>
-    </w:tbl>
     <w:p>
       <w:pPr>
+        <w:spacing w:before="0" w:after="0"/>
+        <w:jc w:val="center"/>
+        <w:keepNext/>
+        <w:pBdr>
+          <w:top w:val="single" w:sz="4" w:space="2" w:color="2B547E"/>
+          <w:left w:val="single" w:sz="4" w:space="4" w:color="2B547E"/>
+          <w:bottom w:val="single" w:sz="4" w:space="2" w:color="2B547E"/>
+          <w:right w:val="single" w:sz="4" w:space="4" w:color="2B547E"/>
+        </w:pBdr>
+        <w:shd w:val="clear" w:color="auto" w:fill="2B547E"/>
+      </w:pPr>
+      <w:r>
+        <w:rPr>
+          <w:rFonts w:ascii="Calibri" w:hAnsi="Calibri"/>
+          <w:b/>
+          <w:i w:val="0"/>
+          <w:color w:val="FFFFFF"/>
+          <w:sz w:val="22"/>
+        </w:rPr>
+        <w:t>1 Регистар на рути</w:t>
+      </w:r>
+      <w:r>
+        <w:rPr>
+          <w:rFonts w:ascii="Calibri" w:hAnsi="Calibri"/>
+          <w:b w:val="0"/>
+          <w:i w:val="0"/>
+          <w:color w:val="FFFFFF"/>
+          <w:sz w:val="18"/>
+        </w:rPr>
+        <w:t xml:space="preserve"> | </w:t>
+      </w:r>
+      <w:r>
+        <w:rPr>
+          <w:rFonts w:ascii="Calibri" w:hAnsi="Calibri"/>
+          <w:b w:val="0"/>
+          <w:i w:val="0"/>
+          <w:color w:val="FFFFFF"/>
+          <w:sz w:val="18"/>
+        </w:rPr>
+        <w:t>Lane register</w:t>
+      </w:r>
+    </w:p>
+    <w:p>
+      <w:pPr>
+        <w:keepNext/>
         <w:spacing w:before="0" w:after="0" w:line="250" w:lineRule="auto"/>
         <w:jc w:val="both"/>
       </w:pPr>
@@ -198,6 +177,12 @@
         <w:t>A lane without QUALIFIED status and a valid date is not used under WHSOP_003. Distance and duration are entered from the TRA/A01 after measurement, not estimated.</w:t>
       </w:r>
     </w:p>
+    <w:p>
+      <w:pPr>
+        <w:keepNext/>
+        <w:spacing w:before="0" w:after="0" w:lineRule="exact" w:line="120"/>
+      </w:pPr>
+    </w:p>
     <w:tbl>
       <w:tblPr>
         <w:tblLook w:firstColumn="1" w:firstRow="1" w:lastColumn="0" w:lastRow="0" w:noHBand="0" w:noVBand="1" w:val="04A0"/>
@@ -229,6 +214,7 @@
       <w:tr>
         <w:trPr>
           <w:tblHeader w:val="true"/>
+          <w:cantSplit/>
         </w:trPr>
         <w:tc>
           <w:tcPr>
@@ -238,6 +224,7 @@
           </w:tcPr>
           <w:p>
             <w:pPr>
+              <w:keepNext/>
               <w:spacing w:before="20" w:after="20"/>
               <w:jc w:val="center"/>
             </w:pPr>
@@ -282,6 +269,7 @@
           </w:tcPr>
           <w:p>
             <w:pPr>
+              <w:keepNext/>
               <w:spacing w:before="20" w:after="20"/>
               <w:jc w:val="center"/>
             </w:pPr>
@@ -326,6 +314,7 @@
           </w:tcPr>
           <w:p>
             <w:pPr>
+              <w:keepNext/>
               <w:spacing w:before="20" w:after="20"/>
               <w:jc w:val="center"/>
             </w:pPr>
@@ -370,6 +359,7 @@
           </w:tcPr>
           <w:p>
             <w:pPr>
+              <w:keepNext/>
               <w:spacing w:before="20" w:after="20"/>
               <w:jc w:val="center"/>
             </w:pPr>
@@ -414,6 +404,7 @@
           </w:tcPr>
           <w:p>
             <w:pPr>
+              <w:keepNext/>
               <w:spacing w:before="20" w:after="20"/>
               <w:jc w:val="center"/>
             </w:pPr>
@@ -438,6 +429,7 @@
           </w:tcPr>
           <w:p>
             <w:pPr>
+              <w:keepNext/>
               <w:spacing w:before="20" w:after="20"/>
               <w:jc w:val="center"/>
             </w:pPr>
@@ -482,6 +474,7 @@
           </w:tcPr>
           <w:p>
             <w:pPr>
+              <w:keepNext/>
               <w:spacing w:before="20" w:after="20"/>
               <w:jc w:val="center"/>
             </w:pPr>
@@ -526,6 +519,7 @@
           </w:tcPr>
           <w:p>
             <w:pPr>
+              <w:keepNext/>
               <w:spacing w:before="20" w:after="20"/>
               <w:jc w:val="center"/>
             </w:pPr>
@@ -570,6 +564,7 @@
           </w:tcPr>
           <w:p>
             <w:pPr>
+              <w:keepNext/>
               <w:spacing w:before="20" w:after="20"/>
               <w:jc w:val="center"/>
             </w:pPr>
@@ -614,6 +609,7 @@
           </w:tcPr>
           <w:p>
             <w:pPr>
+              <w:keepNext/>
               <w:spacing w:before="20" w:after="20"/>
               <w:jc w:val="center"/>
             </w:pPr>
@@ -652,6 +648,9 @@
         </w:tc>
       </w:tr>
       <w:tr>
+        <w:trPr>
+          <w:cantSplit/>
+        </w:trPr>
         <w:tc>
           <w:tcPr>
             <w:shd w:val="clear" w:color="auto" w:fill="F2F2F2"/>
@@ -660,6 +659,7 @@
           </w:tcPr>
           <w:p>
             <w:pPr>
+              <w:keepNext/>
               <w:spacing w:before="20" w:after="20"/>
               <w:jc w:val="center"/>
             </w:pPr>
@@ -683,6 +683,7 @@
           </w:tcPr>
           <w:p>
             <w:pPr>
+              <w:keepNext/>
               <w:spacing w:before="20" w:after="20"/>
               <w:jc w:val="center"/>
             </w:pPr>
@@ -726,6 +727,7 @@
           </w:tcPr>
           <w:p>
             <w:pPr>
+              <w:keepNext/>
               <w:spacing w:before="20" w:after="20"/>
               <w:jc w:val="center"/>
             </w:pPr>
@@ -769,6 +771,7 @@
           </w:tcPr>
           <w:p>
             <w:pPr>
+              <w:keepNext/>
               <w:spacing w:before="20" w:after="20"/>
               <w:jc w:val="center"/>
             </w:pPr>
@@ -782,6 +785,7 @@
           </w:tcPr>
           <w:p>
             <w:pPr>
+              <w:keepNext/>
               <w:spacing w:before="20" w:after="20"/>
               <w:jc w:val="center"/>
             </w:pPr>
@@ -795,6 +799,7 @@
           </w:tcPr>
           <w:p>
             <w:pPr>
+              <w:keepNext/>
               <w:spacing w:before="20" w:after="20"/>
               <w:jc w:val="center"/>
             </w:pPr>
@@ -808,6 +813,7 @@
           </w:tcPr>
           <w:p>
             <w:pPr>
+              <w:keepNext/>
               <w:spacing w:before="20" w:after="20"/>
               <w:jc w:val="center"/>
             </w:pPr>
@@ -821,6 +827,7 @@
           </w:tcPr>
           <w:p>
             <w:pPr>
+              <w:keepNext/>
               <w:spacing w:before="20" w:after="20"/>
               <w:jc w:val="center"/>
             </w:pPr>
@@ -834,6 +841,7 @@
           </w:tcPr>
           <w:p>
             <w:pPr>
+              <w:keepNext/>
               <w:spacing w:before="20" w:after="20"/>
               <w:jc w:val="center"/>
             </w:pPr>
@@ -847,6 +855,7 @@
           </w:tcPr>
           <w:p>
             <w:pPr>
+              <w:keepNext/>
               <w:spacing w:before="20" w:after="20"/>
               <w:jc w:val="center"/>
             </w:pPr>
@@ -855,6 +864,9 @@
         </w:tc>
       </w:tr>
       <w:tr>
+        <w:trPr>
+          <w:cantSplit/>
+        </w:trPr>
         <w:tc>
           <w:tcPr>
             <w:shd w:val="clear" w:color="auto" w:fill="F2F2F2"/>
@@ -863,6 +875,7 @@
           </w:tcPr>
           <w:p>
             <w:pPr>
+              <w:keepNext/>
               <w:spacing w:before="20" w:after="20"/>
               <w:jc w:val="center"/>
             </w:pPr>
@@ -887,6 +900,7 @@
           </w:tcPr>
           <w:p>
             <w:pPr>
+              <w:keepNext/>
               <w:spacing w:before="20" w:after="20"/>
               <w:jc w:val="center"/>
             </w:pPr>
@@ -931,6 +945,7 @@
           </w:tcPr>
           <w:p>
             <w:pPr>
+              <w:keepNext/>
               <w:spacing w:before="20" w:after="20"/>
               <w:jc w:val="center"/>
             </w:pPr>
@@ -975,6 +990,7 @@
           </w:tcPr>
           <w:p>
             <w:pPr>
+              <w:keepNext/>
               <w:spacing w:before="20" w:after="20"/>
               <w:jc w:val="center"/>
             </w:pPr>
@@ -989,6 +1005,7 @@
           </w:tcPr>
           <w:p>
             <w:pPr>
+              <w:keepNext/>
               <w:spacing w:before="20" w:after="20"/>
               <w:jc w:val="center"/>
             </w:pPr>
@@ -1003,6 +1020,7 @@
           </w:tcPr>
           <w:p>
             <w:pPr>
+              <w:keepNext/>
               <w:spacing w:before="20" w:after="20"/>
               <w:jc w:val="center"/>
             </w:pPr>
@@ -1017,6 +1035,7 @@
           </w:tcPr>
           <w:p>
             <w:pPr>
+              <w:keepNext/>
               <w:spacing w:before="20" w:after="20"/>
               <w:jc w:val="center"/>
             </w:pPr>
@@ -1031,6 +1050,7 @@
           </w:tcPr>
           <w:p>
             <w:pPr>
+              <w:keepNext/>
               <w:spacing w:before="20" w:after="20"/>
               <w:jc w:val="center"/>
             </w:pPr>
@@ -1045,6 +1065,7 @@
           </w:tcPr>
           <w:p>
             <w:pPr>
+              <w:keepNext/>
               <w:spacing w:before="20" w:after="20"/>
               <w:jc w:val="center"/>
             </w:pPr>
@@ -1059,6 +1080,7 @@
           </w:tcPr>
           <w:p>
             <w:pPr>
+              <w:keepNext/>
               <w:spacing w:before="20" w:after="20"/>
               <w:jc w:val="center"/>
             </w:pPr>
@@ -1067,6 +1089,9 @@
         </w:tc>
       </w:tr>
       <w:tr>
+        <w:trPr>
+          <w:cantSplit/>
+        </w:trPr>
         <w:tc>
           <w:tcPr>
             <w:shd w:val="clear" w:color="auto" w:fill="F2F2F2"/>
@@ -1075,6 +1100,7 @@
           </w:tcPr>
           <w:p>
             <w:pPr>
+              <w:keepNext/>
               <w:spacing w:before="20" w:after="20"/>
               <w:jc w:val="center"/>
             </w:pPr>
@@ -1098,6 +1124,7 @@
           </w:tcPr>
           <w:p>
             <w:pPr>
+              <w:keepNext/>
               <w:spacing w:before="20" w:after="20"/>
               <w:jc w:val="center"/>
             </w:pPr>
@@ -1141,6 +1168,7 @@
           </w:tcPr>
           <w:p>
             <w:pPr>
+              <w:keepNext/>
               <w:spacing w:before="20" w:after="20"/>
               <w:jc w:val="center"/>
             </w:pPr>
@@ -1184,6 +1212,7 @@
           </w:tcPr>
           <w:p>
             <w:pPr>
+              <w:keepNext/>
               <w:spacing w:before="20" w:after="20"/>
               <w:jc w:val="center"/>
             </w:pPr>
@@ -1197,6 +1226,7 @@
           </w:tcPr>
           <w:p>
             <w:pPr>
+              <w:keepNext/>
               <w:spacing w:before="20" w:after="20"/>
               <w:jc w:val="center"/>
             </w:pPr>
@@ -1210,6 +1240,7 @@
           </w:tcPr>
           <w:p>
             <w:pPr>
+              <w:keepNext/>
               <w:spacing w:before="20" w:after="20"/>
               <w:jc w:val="center"/>
             </w:pPr>
@@ -1223,6 +1254,7 @@
           </w:tcPr>
           <w:p>
             <w:pPr>
+              <w:keepNext/>
               <w:spacing w:before="20" w:after="20"/>
               <w:jc w:val="center"/>
             </w:pPr>
@@ -1236,6 +1268,7 @@
           </w:tcPr>
           <w:p>
             <w:pPr>
+              <w:keepNext/>
               <w:spacing w:before="20" w:after="20"/>
               <w:jc w:val="center"/>
             </w:pPr>
@@ -1249,6 +1282,7 @@
           </w:tcPr>
           <w:p>
             <w:pPr>
+              <w:keepNext/>
               <w:spacing w:before="20" w:after="20"/>
               <w:jc w:val="center"/>
             </w:pPr>
@@ -1262,6 +1296,7 @@
           </w:tcPr>
           <w:p>
             <w:pPr>
+              <w:keepNext/>
               <w:spacing w:before="20" w:after="20"/>
               <w:jc w:val="center"/>
             </w:pPr>
@@ -1270,6 +1305,9 @@
         </w:tc>
       </w:tr>
       <w:tr>
+        <w:trPr>
+          <w:cantSplit/>
+        </w:trPr>
         <w:tc>
           <w:tcPr>
             <w:shd w:val="clear" w:color="auto" w:fill="F7FAFC"/>
@@ -1278,6 +1316,7 @@
           </w:tcPr>
           <w:p>
             <w:pPr>
+              <w:keepNext/>
               <w:spacing w:before="20" w:after="20"/>
               <w:jc w:val="center"/>
             </w:pPr>
@@ -1292,6 +1331,7 @@
           </w:tcPr>
           <w:p>
             <w:pPr>
+              <w:keepNext/>
               <w:spacing w:before="20" w:after="20"/>
               <w:jc w:val="center"/>
             </w:pPr>
@@ -1306,6 +1346,7 @@
           </w:tcPr>
           <w:p>
             <w:pPr>
+              <w:keepNext/>
               <w:spacing w:before="20" w:after="20"/>
               <w:jc w:val="center"/>
             </w:pPr>
@@ -1320,6 +1361,7 @@
           </w:tcPr>
           <w:p>
             <w:pPr>
+              <w:keepNext/>
               <w:spacing w:before="20" w:after="20"/>
               <w:jc w:val="center"/>
             </w:pPr>
@@ -1334,6 +1376,7 @@
           </w:tcPr>
           <w:p>
             <w:pPr>
+              <w:keepNext/>
               <w:spacing w:before="20" w:after="20"/>
               <w:jc w:val="center"/>
             </w:pPr>
@@ -1348,6 +1391,7 @@
           </w:tcPr>
           <w:p>
             <w:pPr>
+              <w:keepNext/>
               <w:spacing w:before="20" w:after="20"/>
               <w:jc w:val="center"/>
             </w:pPr>
@@ -1362,6 +1406,7 @@
           </w:tcPr>
           <w:p>
             <w:pPr>
+              <w:keepNext/>
               <w:spacing w:before="20" w:after="20"/>
               <w:jc w:val="center"/>
             </w:pPr>
@@ -1376,6 +1421,7 @@
           </w:tcPr>
           <w:p>
             <w:pPr>
+              <w:keepNext/>
               <w:spacing w:before="20" w:after="20"/>
               <w:jc w:val="center"/>
             </w:pPr>
@@ -1390,6 +1436,7 @@
           </w:tcPr>
           <w:p>
             <w:pPr>
+              <w:keepNext/>
               <w:spacing w:before="20" w:after="20"/>
               <w:jc w:val="center"/>
             </w:pPr>
@@ -1404,6 +1451,7 @@
           </w:tcPr>
           <w:p>
             <w:pPr>
+              <w:keepNext/>
               <w:spacing w:before="20" w:after="20"/>
               <w:jc w:val="center"/>
             </w:pPr>
@@ -1412,6 +1460,9 @@
         </w:tc>
       </w:tr>
       <w:tr>
+        <w:trPr>
+          <w:cantSplit/>
+        </w:trPr>
         <w:tc>
           <w:tcPr>
             <w:vAlign w:val="center"/>
@@ -1419,6 +1470,7 @@
           </w:tcPr>
           <w:p>
             <w:pPr>
+              <w:keepNext/>
               <w:spacing w:before="20" w:after="20"/>
               <w:jc w:val="center"/>
             </w:pPr>
@@ -1432,6 +1484,7 @@
           </w:tcPr>
           <w:p>
             <w:pPr>
+              <w:keepNext/>
               <w:spacing w:before="20" w:after="20"/>
               <w:jc w:val="center"/>
             </w:pPr>
@@ -1445,6 +1498,7 @@
           </w:tcPr>
           <w:p>
             <w:pPr>
+              <w:keepNext/>
               <w:spacing w:before="20" w:after="20"/>
               <w:jc w:val="center"/>
             </w:pPr>
@@ -1458,6 +1512,7 @@
           </w:tcPr>
           <w:p>
             <w:pPr>
+              <w:keepNext/>
               <w:spacing w:before="20" w:after="20"/>
               <w:jc w:val="center"/>
             </w:pPr>
@@ -1471,6 +1526,7 @@
           </w:tcPr>
           <w:p>
             <w:pPr>
+              <w:keepNext/>
               <w:spacing w:before="20" w:after="20"/>
               <w:jc w:val="center"/>
             </w:pPr>
@@ -1484,6 +1540,7 @@
           </w:tcPr>
           <w:p>
             <w:pPr>
+              <w:keepNext/>
               <w:spacing w:before="20" w:after="20"/>
               <w:jc w:val="center"/>
             </w:pPr>
@@ -1497,6 +1554,7 @@
           </w:tcPr>
           <w:p>
             <w:pPr>
+              <w:keepNext/>
               <w:spacing w:before="20" w:after="20"/>
               <w:jc w:val="center"/>
             </w:pPr>
@@ -1510,6 +1568,7 @@
           </w:tcPr>
           <w:p>
             <w:pPr>
+              <w:keepNext/>
               <w:spacing w:before="20" w:after="20"/>
               <w:jc w:val="center"/>
             </w:pPr>
@@ -1523,6 +1582,7 @@
           </w:tcPr>
           <w:p>
             <w:pPr>
+              <w:keepNext/>
               <w:spacing w:before="20" w:after="20"/>
               <w:jc w:val="center"/>
             </w:pPr>
@@ -1536,6 +1596,7 @@
           </w:tcPr>
           <w:p>
             <w:pPr>
+              <w:keepNext/>
               <w:spacing w:before="20" w:after="20"/>
               <w:jc w:val="center"/>
             </w:pPr>
@@ -1544,6 +1605,9 @@
         </w:tc>
       </w:tr>
       <w:tr>
+        <w:trPr>
+          <w:cantSplit/>
+        </w:trPr>
         <w:tc>
           <w:tcPr>
             <w:shd w:val="clear" w:color="auto" w:fill="F7FAFC"/>
@@ -1686,6 +1750,12 @@
         </w:tc>
       </w:tr>
     </w:tbl>
+    <w:p>
+      <w:pPr>
+        <w:keepNext/>
+        <w:spacing w:before="0" w:after="0" w:lineRule="exact" w:line="80"/>
+      </w:pPr>
+    </w:p>
     <w:p>
       <w:pPr>
         <w:spacing w:before="0" w:after="0" w:line="250" w:lineRule="auto"/>
@@ -1722,72 +1792,62 @@
         <w:t>Status: PLANNED / IN QUALIFICATION / QUALIFIED / SUSPENDED / RETIRED.</w:t>
       </w:r>
     </w:p>
-    <w:tbl>
-      <w:tblPr>
-        <w:tblLook w:firstColumn="1" w:firstRow="1" w:lastColumn="0" w:lastRow="0" w:noHBand="0" w:noVBand="1" w:val="04A0"/>
-        <w:tblLayout w:type="fixed"/>
-        <w:tblW w:type="dxa" w:w="15399"/>
-        <w:tblInd w:type="dxa" w:w="0"/>
+    <w:p>
+      <w:pPr>
+        <w:keepNext/>
+        <w:spacing w:before="0" w:after="0" w:lineRule="exact" w:line="240"/>
+      </w:pPr>
+    </w:p>
+    <w:p>
+      <w:pPr>
+        <w:spacing w:before="0" w:after="0"/>
         <w:jc w:val="center"/>
-        <w:tblBorders>
-          <w:top w:val="single" w:sz="4" w:space="0" w:color="2B547E"/>
-          <w:left w:val="single" w:sz="4" w:space="0" w:color="2B547E"/>
-          <w:bottom w:val="single" w:sz="4" w:space="0" w:color="2B547E"/>
-          <w:right w:val="single" w:sz="4" w:space="0" w:color="2B547E"/>
-          <w:insideH w:val="single" w:sz="4" w:space="0" w:color="2B547E"/>
-          <w:insideV w:val="single" w:sz="4" w:space="0" w:color="2B547E"/>
-        </w:tblBorders>
-      </w:tblPr>
-      <w:tblGrid>
-        <w:gridCol w:w="15399"/>
-      </w:tblGrid>
-      <w:tr>
-        <w:tc>
-          <w:tcPr>
-            <w:shd w:val="clear" w:color="auto" w:fill="2B547E"/>
-            <w:vAlign w:val="center"/>
-            <w:tcW w:type="dxa" w:w="15399"/>
-          </w:tcPr>
-          <w:p>
-            <w:pPr>
-              <w:spacing w:before="20" w:after="20"/>
-              <w:jc w:val="center"/>
-            </w:pPr>
-            <w:r/>
-            <w:r>
-              <w:rPr>
-                <w:rFonts w:ascii="Calibri" w:hAnsi="Calibri"/>
-                <w:b/>
-                <w:i w:val="0"/>
-                <w:color w:val="FFFFFF"/>
-                <w:sz w:val="22"/>
-              </w:rPr>
-              <w:t>2 Квартален тренд по рута</w:t>
-            </w:r>
-            <w:r>
-              <w:rPr>
-                <w:rFonts w:ascii="Calibri" w:hAnsi="Calibri"/>
-                <w:b w:val="0"/>
-                <w:i w:val="0"/>
-                <w:color w:val="FFFFFF"/>
-                <w:sz w:val="18"/>
-              </w:rPr>
-              <w:t xml:space="preserve"> | </w:t>
-            </w:r>
-            <w:r>
-              <w:rPr>
-                <w:rFonts w:ascii="Calibri" w:hAnsi="Calibri"/>
-                <w:b w:val="0"/>
-                <w:i w:val="0"/>
-                <w:color w:val="FFFFFF"/>
-                <w:sz w:val="18"/>
-              </w:rPr>
-              <w:t>Quarterly trend per lane</w:t>
-            </w:r>
-          </w:p>
-        </w:tc>
-      </w:tr>
-    </w:tbl>
+        <w:keepNext/>
+        <w:pBdr>
+          <w:top w:val="single" w:sz="4" w:space="2" w:color="2B547E"/>
+          <w:left w:val="single" w:sz="4" w:space="4" w:color="2B547E"/>
+          <w:bottom w:val="single" w:sz="4" w:space="2" w:color="2B547E"/>
+          <w:right w:val="single" w:sz="4" w:space="4" w:color="2B547E"/>
+        </w:pBdr>
+        <w:shd w:val="clear" w:color="auto" w:fill="2B547E"/>
+      </w:pPr>
+      <w:r>
+        <w:rPr>
+          <w:rFonts w:ascii="Calibri" w:hAnsi="Calibri"/>
+          <w:b/>
+          <w:i w:val="0"/>
+          <w:color w:val="FFFFFF"/>
+          <w:sz w:val="22"/>
+        </w:rPr>
+        <w:t>2 Квартален тренд по рута</w:t>
+      </w:r>
+      <w:r>
+        <w:rPr>
+          <w:rFonts w:ascii="Calibri" w:hAnsi="Calibri"/>
+          <w:b w:val="0"/>
+          <w:i w:val="0"/>
+          <w:color w:val="FFFFFF"/>
+          <w:sz w:val="18"/>
+        </w:rPr>
+        <w:t xml:space="preserve"> | </w:t>
+      </w:r>
+      <w:r>
+        <w:rPr>
+          <w:rFonts w:ascii="Calibri" w:hAnsi="Calibri"/>
+          <w:b w:val="0"/>
+          <w:i w:val="0"/>
+          <w:color w:val="FFFFFF"/>
+          <w:sz w:val="18"/>
+        </w:rPr>
+        <w:t>Quarterly trend per lane</w:t>
+      </w:r>
+    </w:p>
+    <w:p>
+      <w:pPr>
+        <w:keepNext/>
+        <w:spacing w:before="0" w:after="0" w:lineRule="exact" w:line="40"/>
+      </w:pPr>
+    </w:p>
     <w:tbl>
       <w:tblPr>
         <w:tblLook w:firstColumn="1" w:firstRow="1" w:lastColumn="0" w:lastRow="0" w:noHBand="0" w:noVBand="1" w:val="04A0"/>
@@ -1819,6 +1879,7 @@
       <w:tr>
         <w:trPr>
           <w:tblHeader w:val="true"/>
+          <w:cantSplit/>
         </w:trPr>
         <w:tc>
           <w:tcPr>
@@ -1828,6 +1889,7 @@
           </w:tcPr>
           <w:p>
             <w:pPr>
+              <w:keepNext/>
               <w:spacing w:before="20" w:after="20"/>
               <w:jc w:val="center"/>
             </w:pPr>
@@ -1872,6 +1934,7 @@
           </w:tcPr>
           <w:p>
             <w:pPr>
+              <w:keepNext/>
               <w:spacing w:before="20" w:after="20"/>
               <w:jc w:val="center"/>
             </w:pPr>
@@ -1916,6 +1979,7 @@
           </w:tcPr>
           <w:p>
             <w:pPr>
+              <w:keepNext/>
               <w:spacing w:before="20" w:after="20"/>
               <w:jc w:val="center"/>
             </w:pPr>
@@ -1960,6 +2024,7 @@
           </w:tcPr>
           <w:p>
             <w:pPr>
+              <w:keepNext/>
               <w:spacing w:before="20" w:after="20"/>
               <w:jc w:val="center"/>
             </w:pPr>
@@ -1984,6 +2049,7 @@
           </w:tcPr>
           <w:p>
             <w:pPr>
+              <w:keepNext/>
               <w:spacing w:before="20" w:after="20"/>
               <w:jc w:val="center"/>
             </w:pPr>
@@ -2008,6 +2074,7 @@
           </w:tcPr>
           <w:p>
             <w:pPr>
+              <w:keepNext/>
               <w:spacing w:before="20" w:after="20"/>
               <w:jc w:val="center"/>
             </w:pPr>
@@ -2052,6 +2119,7 @@
           </w:tcPr>
           <w:p>
             <w:pPr>
+              <w:keepNext/>
               <w:spacing w:before="20" w:after="20"/>
               <w:jc w:val="center"/>
             </w:pPr>
@@ -2096,6 +2164,7 @@
           </w:tcPr>
           <w:p>
             <w:pPr>
+              <w:keepNext/>
               <w:spacing w:before="20" w:after="20"/>
               <w:jc w:val="center"/>
             </w:pPr>
@@ -2140,6 +2209,7 @@
           </w:tcPr>
           <w:p>
             <w:pPr>
+              <w:keepNext/>
               <w:spacing w:before="20" w:after="20"/>
               <w:jc w:val="center"/>
             </w:pPr>
@@ -2184,6 +2254,7 @@
           </w:tcPr>
           <w:p>
             <w:pPr>
+              <w:keepNext/>
               <w:spacing w:before="20" w:after="20"/>
               <w:jc w:val="center"/>
             </w:pPr>
@@ -2222,6 +2293,9 @@
         </w:tc>
       </w:tr>
       <w:tr>
+        <w:trPr>
+          <w:cantSplit/>
+        </w:trPr>
         <w:tc>
           <w:tcPr>
             <w:vAlign w:val="center"/>
@@ -2229,6 +2303,7 @@
           </w:tcPr>
           <w:p>
             <w:pPr>
+              <w:keepNext/>
               <w:spacing w:before="20" w:after="20"/>
               <w:jc w:val="center"/>
             </w:pPr>
@@ -2242,6 +2317,7 @@
           </w:tcPr>
           <w:p>
             <w:pPr>
+              <w:keepNext/>
               <w:spacing w:before="20" w:after="20"/>
               <w:jc w:val="center"/>
             </w:pPr>
@@ -2255,6 +2331,7 @@
           </w:tcPr>
           <w:p>
             <w:pPr>
+              <w:keepNext/>
               <w:spacing w:before="20" w:after="20"/>
               <w:jc w:val="center"/>
             </w:pPr>
@@ -2268,6 +2345,7 @@
           </w:tcPr>
           <w:p>
             <w:pPr>
+              <w:keepNext/>
               <w:spacing w:before="20" w:after="20"/>
               <w:jc w:val="center"/>
             </w:pPr>
@@ -2281,6 +2359,7 @@
           </w:tcPr>
           <w:p>
             <w:pPr>
+              <w:keepNext/>
               <w:spacing w:before="20" w:after="20"/>
               <w:jc w:val="center"/>
             </w:pPr>
@@ -2294,6 +2373,7 @@
           </w:tcPr>
           <w:p>
             <w:pPr>
+              <w:keepNext/>
               <w:spacing w:before="20" w:after="20"/>
               <w:jc w:val="center"/>
             </w:pPr>
@@ -2307,6 +2387,7 @@
           </w:tcPr>
           <w:p>
             <w:pPr>
+              <w:keepNext/>
               <w:spacing w:before="20" w:after="20"/>
               <w:jc w:val="center"/>
             </w:pPr>
@@ -2320,6 +2401,7 @@
           </w:tcPr>
           <w:p>
             <w:pPr>
+              <w:keepNext/>
               <w:spacing w:before="20" w:after="20"/>
               <w:jc w:val="center"/>
             </w:pPr>
@@ -2333,6 +2415,7 @@
           </w:tcPr>
           <w:p>
             <w:pPr>
+              <w:keepNext/>
               <w:spacing w:before="20" w:after="20"/>
               <w:jc w:val="center"/>
             </w:pPr>
@@ -2346,6 +2429,7 @@
           </w:tcPr>
           <w:p>
             <w:pPr>
+              <w:keepNext/>
               <w:spacing w:before="20" w:after="20"/>
               <w:jc w:val="center"/>
             </w:pPr>
@@ -2354,6 +2438,9 @@
         </w:tc>
       </w:tr>
       <w:tr>
+        <w:trPr>
+          <w:cantSplit/>
+        </w:trPr>
         <w:tc>
           <w:tcPr>
             <w:shd w:val="clear" w:color="auto" w:fill="F7FAFC"/>
@@ -2362,6 +2449,7 @@
           </w:tcPr>
           <w:p>
             <w:pPr>
+              <w:keepNext/>
               <w:spacing w:before="20" w:after="20"/>
               <w:jc w:val="center"/>
             </w:pPr>
@@ -2376,6 +2464,7 @@
           </w:tcPr>
           <w:p>
             <w:pPr>
+              <w:keepNext/>
               <w:spacing w:before="20" w:after="20"/>
               <w:jc w:val="center"/>
             </w:pPr>
@@ -2390,6 +2479,7 @@
           </w:tcPr>
           <w:p>
             <w:pPr>
+              <w:keepNext/>
               <w:spacing w:before="20" w:after="20"/>
               <w:jc w:val="center"/>
             </w:pPr>
@@ -2404,6 +2494,7 @@
           </w:tcPr>
           <w:p>
             <w:pPr>
+              <w:keepNext/>
               <w:spacing w:before="20" w:after="20"/>
               <w:jc w:val="center"/>
             </w:pPr>
@@ -2418,6 +2509,7 @@
           </w:tcPr>
           <w:p>
             <w:pPr>
+              <w:keepNext/>
               <w:spacing w:before="20" w:after="20"/>
               <w:jc w:val="center"/>
             </w:pPr>
@@ -2432,6 +2524,7 @@
           </w:tcPr>
           <w:p>
             <w:pPr>
+              <w:keepNext/>
               <w:spacing w:before="20" w:after="20"/>
               <w:jc w:val="center"/>
             </w:pPr>
@@ -2446,6 +2539,7 @@
           </w:tcPr>
           <w:p>
             <w:pPr>
+              <w:keepNext/>
               <w:spacing w:before="20" w:after="20"/>
               <w:jc w:val="center"/>
             </w:pPr>
@@ -2460,6 +2554,7 @@
           </w:tcPr>
           <w:p>
             <w:pPr>
+              <w:keepNext/>
               <w:spacing w:before="20" w:after="20"/>
               <w:jc w:val="center"/>
             </w:pPr>
@@ -2474,6 +2569,7 @@
           </w:tcPr>
           <w:p>
             <w:pPr>
+              <w:keepNext/>
               <w:spacing w:before="20" w:after="20"/>
               <w:jc w:val="center"/>
             </w:pPr>
@@ -2488,6 +2584,7 @@
           </w:tcPr>
           <w:p>
             <w:pPr>
+              <w:keepNext/>
               <w:spacing w:before="20" w:after="20"/>
               <w:jc w:val="center"/>
             </w:pPr>
@@ -2496,6 +2593,9 @@
         </w:tc>
       </w:tr>
       <w:tr>
+        <w:trPr>
+          <w:cantSplit/>
+        </w:trPr>
         <w:tc>
           <w:tcPr>
             <w:vAlign w:val="center"/>
@@ -2503,6 +2603,7 @@
           </w:tcPr>
           <w:p>
             <w:pPr>
+              <w:keepNext/>
               <w:spacing w:before="20" w:after="20"/>
               <w:jc w:val="center"/>
             </w:pPr>
@@ -2516,6 +2617,7 @@
           </w:tcPr>
           <w:p>
             <w:pPr>
+              <w:keepNext/>
               <w:spacing w:before="20" w:after="20"/>
               <w:jc w:val="center"/>
             </w:pPr>
@@ -2529,6 +2631,7 @@
           </w:tcPr>
           <w:p>
             <w:pPr>
+              <w:keepNext/>
               <w:spacing w:before="20" w:after="20"/>
               <w:jc w:val="center"/>
             </w:pPr>
@@ -2542,6 +2645,7 @@
           </w:tcPr>
           <w:p>
             <w:pPr>
+              <w:keepNext/>
               <w:spacing w:before="20" w:after="20"/>
               <w:jc w:val="center"/>
             </w:pPr>
@@ -2555,6 +2659,7 @@
           </w:tcPr>
           <w:p>
             <w:pPr>
+              <w:keepNext/>
               <w:spacing w:before="20" w:after="20"/>
               <w:jc w:val="center"/>
             </w:pPr>
@@ -2568,6 +2673,7 @@
           </w:tcPr>
           <w:p>
             <w:pPr>
+              <w:keepNext/>
               <w:spacing w:before="20" w:after="20"/>
               <w:jc w:val="center"/>
             </w:pPr>
@@ -2581,6 +2687,7 @@
           </w:tcPr>
           <w:p>
             <w:pPr>
+              <w:keepNext/>
               <w:spacing w:before="20" w:after="20"/>
               <w:jc w:val="center"/>
             </w:pPr>
@@ -2594,6 +2701,7 @@
           </w:tcPr>
           <w:p>
             <w:pPr>
+              <w:keepNext/>
               <w:spacing w:before="20" w:after="20"/>
               <w:jc w:val="center"/>
             </w:pPr>
@@ -2607,6 +2715,7 @@
           </w:tcPr>
           <w:p>
             <w:pPr>
+              <w:keepNext/>
               <w:spacing w:before="20" w:after="20"/>
               <w:jc w:val="center"/>
             </w:pPr>
@@ -2620,6 +2729,7 @@
           </w:tcPr>
           <w:p>
             <w:pPr>
+              <w:keepNext/>
               <w:spacing w:before="20" w:after="20"/>
               <w:jc w:val="center"/>
             </w:pPr>
@@ -2628,6 +2738,9 @@
         </w:tc>
       </w:tr>
       <w:tr>
+        <w:trPr>
+          <w:cantSplit/>
+        </w:trPr>
         <w:tc>
           <w:tcPr>
             <w:shd w:val="clear" w:color="auto" w:fill="F7FAFC"/>
@@ -2770,72 +2883,62 @@
         </w:tc>
       </w:tr>
     </w:tbl>
-    <w:tbl>
-      <w:tblPr>
-        <w:tblLook w:firstColumn="1" w:firstRow="1" w:lastColumn="0" w:lastRow="0" w:noHBand="0" w:noVBand="1" w:val="04A0"/>
-        <w:tblLayout w:type="fixed"/>
-        <w:tblW w:type="dxa" w:w="15399"/>
-        <w:tblInd w:type="dxa" w:w="0"/>
+    <w:p>
+      <w:pPr>
+        <w:keepNext/>
+        <w:spacing w:before="0" w:after="0" w:lineRule="exact" w:line="240"/>
+      </w:pPr>
+    </w:p>
+    <w:p>
+      <w:pPr>
+        <w:spacing w:before="0" w:after="0"/>
         <w:jc w:val="center"/>
-        <w:tblBorders>
-          <w:top w:val="single" w:sz="4" w:space="0" w:color="2B547E"/>
-          <w:left w:val="single" w:sz="4" w:space="0" w:color="2B547E"/>
-          <w:bottom w:val="single" w:sz="4" w:space="0" w:color="2B547E"/>
-          <w:right w:val="single" w:sz="4" w:space="0" w:color="2B547E"/>
-          <w:insideH w:val="single" w:sz="4" w:space="0" w:color="2B547E"/>
-          <w:insideV w:val="single" w:sz="4" w:space="0" w:color="2B547E"/>
-        </w:tblBorders>
-      </w:tblPr>
-      <w:tblGrid>
-        <w:gridCol w:w="15399"/>
-      </w:tblGrid>
-      <w:tr>
-        <w:tc>
-          <w:tcPr>
-            <w:shd w:val="clear" w:color="auto" w:fill="2B547E"/>
-            <w:vAlign w:val="center"/>
-            <w:tcW w:type="dxa" w:w="15399"/>
-          </w:tcPr>
-          <w:p>
-            <w:pPr>
-              <w:spacing w:before="20" w:after="20"/>
-              <w:jc w:val="center"/>
-            </w:pPr>
-            <w:r/>
-            <w:r>
-              <w:rPr>
-                <w:rFonts w:ascii="Calibri" w:hAnsi="Calibri"/>
-                <w:b/>
-                <w:i w:val="0"/>
-                <w:color w:val="FFFFFF"/>
-                <w:sz w:val="22"/>
-              </w:rPr>
-              <w:t>3 Реквалификации и промени</w:t>
-            </w:r>
-            <w:r>
-              <w:rPr>
-                <w:rFonts w:ascii="Calibri" w:hAnsi="Calibri"/>
-                <w:b w:val="0"/>
-                <w:i w:val="0"/>
-                <w:color w:val="FFFFFF"/>
-                <w:sz w:val="18"/>
-              </w:rPr>
-              <w:t xml:space="preserve"> | </w:t>
-            </w:r>
-            <w:r>
-              <w:rPr>
-                <w:rFonts w:ascii="Calibri" w:hAnsi="Calibri"/>
-                <w:b w:val="0"/>
-                <w:i w:val="0"/>
-                <w:color w:val="FFFFFF"/>
-                <w:sz w:val="18"/>
-              </w:rPr>
-              <w:t>Requalifications and changes</w:t>
-            </w:r>
-          </w:p>
-        </w:tc>
-      </w:tr>
-    </w:tbl>
+        <w:keepNext/>
+        <w:pBdr>
+          <w:top w:val="single" w:sz="4" w:space="2" w:color="2B547E"/>
+          <w:left w:val="single" w:sz="4" w:space="4" w:color="2B547E"/>
+          <w:bottom w:val="single" w:sz="4" w:space="2" w:color="2B547E"/>
+          <w:right w:val="single" w:sz="4" w:space="4" w:color="2B547E"/>
+        </w:pBdr>
+        <w:shd w:val="clear" w:color="auto" w:fill="2B547E"/>
+      </w:pPr>
+      <w:r>
+        <w:rPr>
+          <w:rFonts w:ascii="Calibri" w:hAnsi="Calibri"/>
+          <w:b/>
+          <w:i w:val="0"/>
+          <w:color w:val="FFFFFF"/>
+          <w:sz w:val="22"/>
+        </w:rPr>
+        <w:t>3 Реквалификации и промени</w:t>
+      </w:r>
+      <w:r>
+        <w:rPr>
+          <w:rFonts w:ascii="Calibri" w:hAnsi="Calibri"/>
+          <w:b w:val="0"/>
+          <w:i w:val="0"/>
+          <w:color w:val="FFFFFF"/>
+          <w:sz w:val="18"/>
+        </w:rPr>
+        <w:t xml:space="preserve"> | </w:t>
+      </w:r>
+      <w:r>
+        <w:rPr>
+          <w:rFonts w:ascii="Calibri" w:hAnsi="Calibri"/>
+          <w:b w:val="0"/>
+          <w:i w:val="0"/>
+          <w:color w:val="FFFFFF"/>
+          <w:sz w:val="18"/>
+        </w:rPr>
+        <w:t>Requalifications and changes</w:t>
+      </w:r>
+    </w:p>
+    <w:p>
+      <w:pPr>
+        <w:keepNext/>
+        <w:spacing w:before="0" w:after="0" w:lineRule="exact" w:line="40"/>
+      </w:pPr>
+    </w:p>
     <w:tbl>
       <w:tblPr>
         <w:tblLook w:firstColumn="1" w:firstRow="1" w:lastColumn="0" w:lastRow="0" w:noHBand="0" w:noVBand="1" w:val="04A0"/>
@@ -2864,6 +2967,7 @@
       <w:tr>
         <w:trPr>
           <w:tblHeader w:val="true"/>
+          <w:cantSplit/>
         </w:trPr>
         <w:tc>
           <w:tcPr>
@@ -2873,6 +2977,7 @@
           </w:tcPr>
           <w:p>
             <w:pPr>
+              <w:keepNext/>
               <w:spacing w:before="20" w:after="20"/>
               <w:jc w:val="center"/>
             </w:pPr>
@@ -2917,6 +3022,7 @@
           </w:tcPr>
           <w:p>
             <w:pPr>
+              <w:keepNext/>
               <w:spacing w:before="20" w:after="20"/>
               <w:jc w:val="center"/>
             </w:pPr>
@@ -2961,6 +3067,7 @@
           </w:tcPr>
           <w:p>
             <w:pPr>
+              <w:keepNext/>
               <w:spacing w:before="20" w:after="20"/>
               <w:jc w:val="center"/>
             </w:pPr>
@@ -3005,6 +3112,7 @@
           </w:tcPr>
           <w:p>
             <w:pPr>
+              <w:keepNext/>
               <w:spacing w:before="20" w:after="20"/>
               <w:jc w:val="center"/>
             </w:pPr>
@@ -3049,6 +3157,7 @@
           </w:tcPr>
           <w:p>
             <w:pPr>
+              <w:keepNext/>
               <w:spacing w:before="20" w:after="20"/>
               <w:jc w:val="center"/>
             </w:pPr>
@@ -3093,6 +3202,7 @@
           </w:tcPr>
           <w:p>
             <w:pPr>
+              <w:keepNext/>
               <w:spacing w:before="20" w:after="20"/>
               <w:jc w:val="center"/>
             </w:pPr>
@@ -3137,6 +3247,7 @@
           </w:tcPr>
           <w:p>
             <w:pPr>
+              <w:keepNext/>
               <w:spacing w:before="20" w:after="20"/>
               <w:jc w:val="center"/>
             </w:pPr>
@@ -3175,6 +3286,9 @@
         </w:tc>
       </w:tr>
       <w:tr>
+        <w:trPr>
+          <w:cantSplit/>
+        </w:trPr>
         <w:tc>
           <w:tcPr>
             <w:vAlign w:val="center"/>
@@ -3182,6 +3296,7 @@
           </w:tcPr>
           <w:p>
             <w:pPr>
+              <w:keepNext/>
               <w:spacing w:before="20" w:after="20"/>
               <w:jc w:val="center"/>
             </w:pPr>
@@ -3195,6 +3310,7 @@
           </w:tcPr>
           <w:p>
             <w:pPr>
+              <w:keepNext/>
               <w:spacing w:before="20" w:after="20"/>
               <w:jc w:val="center"/>
             </w:pPr>
@@ -3208,6 +3324,7 @@
           </w:tcPr>
           <w:p>
             <w:pPr>
+              <w:keepNext/>
               <w:spacing w:before="20" w:after="20"/>
               <w:jc w:val="center"/>
             </w:pPr>
@@ -3221,6 +3338,7 @@
           </w:tcPr>
           <w:p>
             <w:pPr>
+              <w:keepNext/>
               <w:spacing w:before="20" w:after="20"/>
               <w:jc w:val="center"/>
             </w:pPr>
@@ -3234,6 +3352,7 @@
           </w:tcPr>
           <w:p>
             <w:pPr>
+              <w:keepNext/>
               <w:spacing w:before="20" w:after="20"/>
               <w:jc w:val="center"/>
             </w:pPr>
@@ -3247,6 +3366,7 @@
           </w:tcPr>
           <w:p>
             <w:pPr>
+              <w:keepNext/>
               <w:spacing w:before="20" w:after="20"/>
               <w:jc w:val="center"/>
             </w:pPr>
@@ -3260,6 +3380,7 @@
           </w:tcPr>
           <w:p>
             <w:pPr>
+              <w:keepNext/>
               <w:spacing w:before="20" w:after="20"/>
               <w:jc w:val="center"/>
             </w:pPr>
@@ -3268,6 +3389,9 @@
         </w:tc>
       </w:tr>
       <w:tr>
+        <w:trPr>
+          <w:cantSplit/>
+        </w:trPr>
         <w:tc>
           <w:tcPr>
             <w:shd w:val="clear" w:color="auto" w:fill="F7FAFC"/>

--- a/deliverables/inland_transport_2026-10/docx/QASOP_0XX_A06.docx
+++ b/deliverables/inland_transport_2026-10/docx/QASOP_0XX_A06.docx
@@ -200,16 +200,16 @@
         </w:tblBorders>
       </w:tblPr>
       <w:tblGrid>
-        <w:gridCol w:w="675"/>
-        <w:gridCol w:w="3724"/>
-        <w:gridCol w:w="3743"/>
-        <w:gridCol w:w="1259"/>
+        <w:gridCol w:w="685"/>
+        <w:gridCol w:w="3750"/>
+        <w:gridCol w:w="3773"/>
+        <w:gridCol w:w="1091"/>
         <w:gridCol w:w="510"/>
-        <w:gridCol w:w="1130"/>
-        <w:gridCol w:w="1134"/>
-        <w:gridCol w:w="890"/>
-        <w:gridCol w:w="808"/>
-        <w:gridCol w:w="1522"/>
+        <w:gridCol w:w="1153"/>
+        <w:gridCol w:w="1158"/>
+        <w:gridCol w:w="904"/>
+        <w:gridCol w:w="826"/>
+        <w:gridCol w:w="1544"/>
       </w:tblGrid>
       <w:tr>
         <w:trPr>
@@ -220,7 +220,7 @@
           <w:tcPr>
             <w:shd w:val="clear" w:color="auto" w:fill="2B547E"/>
             <w:vAlign w:val="center"/>
-            <w:tcW w:type="dxa" w:w="675"/>
+            <w:tcW w:type="dxa" w:w="685"/>
           </w:tcPr>
           <w:p>
             <w:pPr>
@@ -265,7 +265,7 @@
           <w:tcPr>
             <w:shd w:val="clear" w:color="auto" w:fill="2B547E"/>
             <w:vAlign w:val="center"/>
-            <w:tcW w:type="dxa" w:w="3724"/>
+            <w:tcW w:type="dxa" w:w="3750"/>
           </w:tcPr>
           <w:p>
             <w:pPr>
@@ -310,7 +310,7 @@
           <w:tcPr>
             <w:shd w:val="clear" w:color="auto" w:fill="2B547E"/>
             <w:vAlign w:val="center"/>
-            <w:tcW w:type="dxa" w:w="3743"/>
+            <w:tcW w:type="dxa" w:w="3773"/>
           </w:tcPr>
           <w:p>
             <w:pPr>
@@ -355,7 +355,7 @@
           <w:tcPr>
             <w:shd w:val="clear" w:color="auto" w:fill="2B547E"/>
             <w:vAlign w:val="center"/>
-            <w:tcW w:type="dxa" w:w="1259"/>
+            <w:tcW w:type="dxa" w:w="1091"/>
           </w:tcPr>
           <w:p>
             <w:pPr>
@@ -372,7 +372,7 @@
                 <w:color w:val="FFFFFF"/>
                 <w:sz w:val="18"/>
               </w:rPr>
-              <w:t>Возило / пакување</w:t>
+              <w:t>Возило / палети G/M</w:t>
             </w:r>
             <w:r>
               <w:rPr>
@@ -392,7 +392,7 @@
                 <w:color w:val="FFFFFF"/>
                 <w:sz w:val="14"/>
               </w:rPr>
-              <w:t>Vehicle / packaging</w:t>
+              <w:t>Vehicle / pallets L/S</w:t>
             </w:r>
           </w:p>
         </w:tc>
@@ -425,7 +425,7 @@
           <w:tcPr>
             <w:shd w:val="clear" w:color="auto" w:fill="2B547E"/>
             <w:vAlign w:val="center"/>
-            <w:tcW w:type="dxa" w:w="1130"/>
+            <w:tcW w:type="dxa" w:w="1153"/>
           </w:tcPr>
           <w:p>
             <w:pPr>
@@ -470,7 +470,7 @@
           <w:tcPr>
             <w:shd w:val="clear" w:color="auto" w:fill="2B547E"/>
             <w:vAlign w:val="center"/>
-            <w:tcW w:type="dxa" w:w="1134"/>
+            <w:tcW w:type="dxa" w:w="1158"/>
           </w:tcPr>
           <w:p>
             <w:pPr>
@@ -515,7 +515,7 @@
           <w:tcPr>
             <w:shd w:val="clear" w:color="auto" w:fill="2B547E"/>
             <w:vAlign w:val="center"/>
-            <w:tcW w:type="dxa" w:w="890"/>
+            <w:tcW w:type="dxa" w:w="904"/>
           </w:tcPr>
           <w:p>
             <w:pPr>
@@ -560,7 +560,7 @@
           <w:tcPr>
             <w:shd w:val="clear" w:color="auto" w:fill="2B547E"/>
             <w:vAlign w:val="center"/>
-            <w:tcW w:type="dxa" w:w="808"/>
+            <w:tcW w:type="dxa" w:w="826"/>
           </w:tcPr>
           <w:p>
             <w:pPr>
@@ -605,7 +605,7 @@
           <w:tcPr>
             <w:shd w:val="clear" w:color="auto" w:fill="2B547E"/>
             <w:vAlign w:val="center"/>
-            <w:tcW w:type="dxa" w:w="1522"/>
+            <w:tcW w:type="dxa" w:w="1544"/>
           </w:tcPr>
           <w:p>
             <w:pPr>
@@ -655,7 +655,7 @@
           <w:tcPr>
             <w:shd w:val="clear" w:color="auto" w:fill="F2F2F2"/>
             <w:vAlign w:val="center"/>
-            <w:tcW w:type="dxa" w:w="675"/>
+            <w:tcW w:type="dxa" w:w="685"/>
           </w:tcPr>
           <w:p>
             <w:pPr>
@@ -679,7 +679,7 @@
         <w:tc>
           <w:tcPr>
             <w:vAlign w:val="center"/>
-            <w:tcW w:type="dxa" w:w="3724"/>
+            <w:tcW w:type="dxa" w:w="3750"/>
           </w:tcPr>
           <w:p>
             <w:pPr>
@@ -723,7 +723,7 @@
         <w:tc>
           <w:tcPr>
             <w:vAlign w:val="center"/>
-            <w:tcW w:type="dxa" w:w="3743"/>
+            <w:tcW w:type="dxa" w:w="3773"/>
           </w:tcPr>
           <w:p>
             <w:pPr>
@@ -767,7 +767,7 @@
         <w:tc>
           <w:tcPr>
             <w:vAlign w:val="center"/>
-            <w:tcW w:type="dxa" w:w="1259"/>
+            <w:tcW w:type="dxa" w:w="1091"/>
           </w:tcPr>
           <w:p>
             <w:pPr>
@@ -795,63 +795,63 @@
         <w:tc>
           <w:tcPr>
             <w:vAlign w:val="center"/>
-            <w:tcW w:type="dxa" w:w="1130"/>
-          </w:tcPr>
-          <w:p>
-            <w:pPr>
-              <w:keepNext/>
-              <w:spacing w:before="20" w:after="20"/>
-              <w:jc w:val="center"/>
-            </w:pPr>
-            <w:r/>
-          </w:p>
-        </w:tc>
-        <w:tc>
-          <w:tcPr>
-            <w:vAlign w:val="center"/>
-            <w:tcW w:type="dxa" w:w="1134"/>
-          </w:tcPr>
-          <w:p>
-            <w:pPr>
-              <w:keepNext/>
-              <w:spacing w:before="20" w:after="20"/>
-              <w:jc w:val="center"/>
-            </w:pPr>
-            <w:r/>
-          </w:p>
-        </w:tc>
-        <w:tc>
-          <w:tcPr>
-            <w:vAlign w:val="center"/>
-            <w:tcW w:type="dxa" w:w="890"/>
-          </w:tcPr>
-          <w:p>
-            <w:pPr>
-              <w:keepNext/>
-              <w:spacing w:before="20" w:after="20"/>
-              <w:jc w:val="center"/>
-            </w:pPr>
-            <w:r/>
-          </w:p>
-        </w:tc>
-        <w:tc>
-          <w:tcPr>
-            <w:vAlign w:val="center"/>
-            <w:tcW w:type="dxa" w:w="808"/>
-          </w:tcPr>
-          <w:p>
-            <w:pPr>
-              <w:keepNext/>
-              <w:spacing w:before="20" w:after="20"/>
-              <w:jc w:val="center"/>
-            </w:pPr>
-            <w:r/>
-          </w:p>
-        </w:tc>
-        <w:tc>
-          <w:tcPr>
-            <w:vAlign w:val="center"/>
-            <w:tcW w:type="dxa" w:w="1522"/>
+            <w:tcW w:type="dxa" w:w="1153"/>
+          </w:tcPr>
+          <w:p>
+            <w:pPr>
+              <w:keepNext/>
+              <w:spacing w:before="20" w:after="20"/>
+              <w:jc w:val="center"/>
+            </w:pPr>
+            <w:r/>
+          </w:p>
+        </w:tc>
+        <w:tc>
+          <w:tcPr>
+            <w:vAlign w:val="center"/>
+            <w:tcW w:type="dxa" w:w="1158"/>
+          </w:tcPr>
+          <w:p>
+            <w:pPr>
+              <w:keepNext/>
+              <w:spacing w:before="20" w:after="20"/>
+              <w:jc w:val="center"/>
+            </w:pPr>
+            <w:r/>
+          </w:p>
+        </w:tc>
+        <w:tc>
+          <w:tcPr>
+            <w:vAlign w:val="center"/>
+            <w:tcW w:type="dxa" w:w="904"/>
+          </w:tcPr>
+          <w:p>
+            <w:pPr>
+              <w:keepNext/>
+              <w:spacing w:before="20" w:after="20"/>
+              <w:jc w:val="center"/>
+            </w:pPr>
+            <w:r/>
+          </w:p>
+        </w:tc>
+        <w:tc>
+          <w:tcPr>
+            <w:vAlign w:val="center"/>
+            <w:tcW w:type="dxa" w:w="826"/>
+          </w:tcPr>
+          <w:p>
+            <w:pPr>
+              <w:keepNext/>
+              <w:spacing w:before="20" w:after="20"/>
+              <w:jc w:val="center"/>
+            </w:pPr>
+            <w:r/>
+          </w:p>
+        </w:tc>
+        <w:tc>
+          <w:tcPr>
+            <w:vAlign w:val="center"/>
+            <w:tcW w:type="dxa" w:w="1544"/>
           </w:tcPr>
           <w:p>
             <w:pPr>
@@ -871,7 +871,7 @@
           <w:tcPr>
             <w:shd w:val="clear" w:color="auto" w:fill="F2F2F2"/>
             <w:vAlign w:val="center"/>
-            <w:tcW w:type="dxa" w:w="675"/>
+            <w:tcW w:type="dxa" w:w="685"/>
           </w:tcPr>
           <w:p>
             <w:pPr>
@@ -896,7 +896,7 @@
           <w:tcPr>
             <w:shd w:val="clear" w:color="auto" w:fill="F7FAFC"/>
             <w:vAlign w:val="center"/>
-            <w:tcW w:type="dxa" w:w="3724"/>
+            <w:tcW w:type="dxa" w:w="3750"/>
           </w:tcPr>
           <w:p>
             <w:pPr>
@@ -941,7 +941,7 @@
           <w:tcPr>
             <w:shd w:val="clear" w:color="auto" w:fill="F7FAFC"/>
             <w:vAlign w:val="center"/>
-            <w:tcW w:type="dxa" w:w="3743"/>
+            <w:tcW w:type="dxa" w:w="3773"/>
           </w:tcPr>
           <w:p>
             <w:pPr>
@@ -986,7 +986,7 @@
           <w:tcPr>
             <w:shd w:val="clear" w:color="auto" w:fill="F7FAFC"/>
             <w:vAlign w:val="center"/>
-            <w:tcW w:type="dxa" w:w="1259"/>
+            <w:tcW w:type="dxa" w:w="1091"/>
           </w:tcPr>
           <w:p>
             <w:pPr>
@@ -1016,67 +1016,67 @@
           <w:tcPr>
             <w:shd w:val="clear" w:color="auto" w:fill="F7FAFC"/>
             <w:vAlign w:val="center"/>
-            <w:tcW w:type="dxa" w:w="1130"/>
-          </w:tcPr>
-          <w:p>
-            <w:pPr>
-              <w:keepNext/>
-              <w:spacing w:before="20" w:after="20"/>
-              <w:jc w:val="center"/>
-            </w:pPr>
-            <w:r/>
-          </w:p>
-        </w:tc>
-        <w:tc>
-          <w:tcPr>
-            <w:shd w:val="clear" w:color="auto" w:fill="F7FAFC"/>
-            <w:vAlign w:val="center"/>
-            <w:tcW w:type="dxa" w:w="1134"/>
-          </w:tcPr>
-          <w:p>
-            <w:pPr>
-              <w:keepNext/>
-              <w:spacing w:before="20" w:after="20"/>
-              <w:jc w:val="center"/>
-            </w:pPr>
-            <w:r/>
-          </w:p>
-        </w:tc>
-        <w:tc>
-          <w:tcPr>
-            <w:shd w:val="clear" w:color="auto" w:fill="F7FAFC"/>
-            <w:vAlign w:val="center"/>
-            <w:tcW w:type="dxa" w:w="890"/>
-          </w:tcPr>
-          <w:p>
-            <w:pPr>
-              <w:keepNext/>
-              <w:spacing w:before="20" w:after="20"/>
-              <w:jc w:val="center"/>
-            </w:pPr>
-            <w:r/>
-          </w:p>
-        </w:tc>
-        <w:tc>
-          <w:tcPr>
-            <w:shd w:val="clear" w:color="auto" w:fill="F7FAFC"/>
-            <w:vAlign w:val="center"/>
-            <w:tcW w:type="dxa" w:w="808"/>
-          </w:tcPr>
-          <w:p>
-            <w:pPr>
-              <w:keepNext/>
-              <w:spacing w:before="20" w:after="20"/>
-              <w:jc w:val="center"/>
-            </w:pPr>
-            <w:r/>
-          </w:p>
-        </w:tc>
-        <w:tc>
-          <w:tcPr>
-            <w:shd w:val="clear" w:color="auto" w:fill="F7FAFC"/>
-            <w:vAlign w:val="center"/>
-            <w:tcW w:type="dxa" w:w="1522"/>
+            <w:tcW w:type="dxa" w:w="1153"/>
+          </w:tcPr>
+          <w:p>
+            <w:pPr>
+              <w:keepNext/>
+              <w:spacing w:before="20" w:after="20"/>
+              <w:jc w:val="center"/>
+            </w:pPr>
+            <w:r/>
+          </w:p>
+        </w:tc>
+        <w:tc>
+          <w:tcPr>
+            <w:shd w:val="clear" w:color="auto" w:fill="F7FAFC"/>
+            <w:vAlign w:val="center"/>
+            <w:tcW w:type="dxa" w:w="1158"/>
+          </w:tcPr>
+          <w:p>
+            <w:pPr>
+              <w:keepNext/>
+              <w:spacing w:before="20" w:after="20"/>
+              <w:jc w:val="center"/>
+            </w:pPr>
+            <w:r/>
+          </w:p>
+        </w:tc>
+        <w:tc>
+          <w:tcPr>
+            <w:shd w:val="clear" w:color="auto" w:fill="F7FAFC"/>
+            <w:vAlign w:val="center"/>
+            <w:tcW w:type="dxa" w:w="904"/>
+          </w:tcPr>
+          <w:p>
+            <w:pPr>
+              <w:keepNext/>
+              <w:spacing w:before="20" w:after="20"/>
+              <w:jc w:val="center"/>
+            </w:pPr>
+            <w:r/>
+          </w:p>
+        </w:tc>
+        <w:tc>
+          <w:tcPr>
+            <w:shd w:val="clear" w:color="auto" w:fill="F7FAFC"/>
+            <w:vAlign w:val="center"/>
+            <w:tcW w:type="dxa" w:w="826"/>
+          </w:tcPr>
+          <w:p>
+            <w:pPr>
+              <w:keepNext/>
+              <w:spacing w:before="20" w:after="20"/>
+              <w:jc w:val="center"/>
+            </w:pPr>
+            <w:r/>
+          </w:p>
+        </w:tc>
+        <w:tc>
+          <w:tcPr>
+            <w:shd w:val="clear" w:color="auto" w:fill="F7FAFC"/>
+            <w:vAlign w:val="center"/>
+            <w:tcW w:type="dxa" w:w="1544"/>
           </w:tcPr>
           <w:p>
             <w:pPr>
@@ -1096,7 +1096,7 @@
           <w:tcPr>
             <w:shd w:val="clear" w:color="auto" w:fill="F2F2F2"/>
             <w:vAlign w:val="center"/>
-            <w:tcW w:type="dxa" w:w="675"/>
+            <w:tcW w:type="dxa" w:w="685"/>
           </w:tcPr>
           <w:p>
             <w:pPr>
@@ -1120,7 +1120,7 @@
         <w:tc>
           <w:tcPr>
             <w:vAlign w:val="center"/>
-            <w:tcW w:type="dxa" w:w="3724"/>
+            <w:tcW w:type="dxa" w:w="3750"/>
           </w:tcPr>
           <w:p>
             <w:pPr>
@@ -1164,7 +1164,7 @@
         <w:tc>
           <w:tcPr>
             <w:vAlign w:val="center"/>
-            <w:tcW w:type="dxa" w:w="3743"/>
+            <w:tcW w:type="dxa" w:w="3773"/>
           </w:tcPr>
           <w:p>
             <w:pPr>
@@ -1208,7 +1208,7 @@
         <w:tc>
           <w:tcPr>
             <w:vAlign w:val="center"/>
-            <w:tcW w:type="dxa" w:w="1259"/>
+            <w:tcW w:type="dxa" w:w="1091"/>
           </w:tcPr>
           <w:p>
             <w:pPr>
@@ -1236,63 +1236,63 @@
         <w:tc>
           <w:tcPr>
             <w:vAlign w:val="center"/>
-            <w:tcW w:type="dxa" w:w="1130"/>
-          </w:tcPr>
-          <w:p>
-            <w:pPr>
-              <w:keepNext/>
-              <w:spacing w:before="20" w:after="20"/>
-              <w:jc w:val="center"/>
-            </w:pPr>
-            <w:r/>
-          </w:p>
-        </w:tc>
-        <w:tc>
-          <w:tcPr>
-            <w:vAlign w:val="center"/>
-            <w:tcW w:type="dxa" w:w="1134"/>
-          </w:tcPr>
-          <w:p>
-            <w:pPr>
-              <w:keepNext/>
-              <w:spacing w:before="20" w:after="20"/>
-              <w:jc w:val="center"/>
-            </w:pPr>
-            <w:r/>
-          </w:p>
-        </w:tc>
-        <w:tc>
-          <w:tcPr>
-            <w:vAlign w:val="center"/>
-            <w:tcW w:type="dxa" w:w="890"/>
-          </w:tcPr>
-          <w:p>
-            <w:pPr>
-              <w:keepNext/>
-              <w:spacing w:before="20" w:after="20"/>
-              <w:jc w:val="center"/>
-            </w:pPr>
-            <w:r/>
-          </w:p>
-        </w:tc>
-        <w:tc>
-          <w:tcPr>
-            <w:vAlign w:val="center"/>
-            <w:tcW w:type="dxa" w:w="808"/>
-          </w:tcPr>
-          <w:p>
-            <w:pPr>
-              <w:keepNext/>
-              <w:spacing w:before="20" w:after="20"/>
-              <w:jc w:val="center"/>
-            </w:pPr>
-            <w:r/>
-          </w:p>
-        </w:tc>
-        <w:tc>
-          <w:tcPr>
-            <w:vAlign w:val="center"/>
-            <w:tcW w:type="dxa" w:w="1522"/>
+            <w:tcW w:type="dxa" w:w="1153"/>
+          </w:tcPr>
+          <w:p>
+            <w:pPr>
+              <w:keepNext/>
+              <w:spacing w:before="20" w:after="20"/>
+              <w:jc w:val="center"/>
+            </w:pPr>
+            <w:r/>
+          </w:p>
+        </w:tc>
+        <w:tc>
+          <w:tcPr>
+            <w:vAlign w:val="center"/>
+            <w:tcW w:type="dxa" w:w="1158"/>
+          </w:tcPr>
+          <w:p>
+            <w:pPr>
+              <w:keepNext/>
+              <w:spacing w:before="20" w:after="20"/>
+              <w:jc w:val="center"/>
+            </w:pPr>
+            <w:r/>
+          </w:p>
+        </w:tc>
+        <w:tc>
+          <w:tcPr>
+            <w:vAlign w:val="center"/>
+            <w:tcW w:type="dxa" w:w="904"/>
+          </w:tcPr>
+          <w:p>
+            <w:pPr>
+              <w:keepNext/>
+              <w:spacing w:before="20" w:after="20"/>
+              <w:jc w:val="center"/>
+            </w:pPr>
+            <w:r/>
+          </w:p>
+        </w:tc>
+        <w:tc>
+          <w:tcPr>
+            <w:vAlign w:val="center"/>
+            <w:tcW w:type="dxa" w:w="826"/>
+          </w:tcPr>
+          <w:p>
+            <w:pPr>
+              <w:keepNext/>
+              <w:spacing w:before="20" w:after="20"/>
+              <w:jc w:val="center"/>
+            </w:pPr>
+            <w:r/>
+          </w:p>
+        </w:tc>
+        <w:tc>
+          <w:tcPr>
+            <w:vAlign w:val="center"/>
+            <w:tcW w:type="dxa" w:w="1544"/>
           </w:tcPr>
           <w:p>
             <w:pPr>
@@ -1312,52 +1312,52 @@
           <w:tcPr>
             <w:shd w:val="clear" w:color="auto" w:fill="F7FAFC"/>
             <w:vAlign w:val="center"/>
-            <w:tcW w:type="dxa" w:w="675"/>
-          </w:tcPr>
-          <w:p>
-            <w:pPr>
-              <w:keepNext/>
-              <w:spacing w:before="20" w:after="20"/>
-              <w:jc w:val="center"/>
-            </w:pPr>
-            <w:r/>
-          </w:p>
-        </w:tc>
-        <w:tc>
-          <w:tcPr>
-            <w:shd w:val="clear" w:color="auto" w:fill="F7FAFC"/>
-            <w:vAlign w:val="center"/>
-            <w:tcW w:type="dxa" w:w="3724"/>
-          </w:tcPr>
-          <w:p>
-            <w:pPr>
-              <w:keepNext/>
-              <w:spacing w:before="20" w:after="20"/>
-              <w:jc w:val="center"/>
-            </w:pPr>
-            <w:r/>
-          </w:p>
-        </w:tc>
-        <w:tc>
-          <w:tcPr>
-            <w:shd w:val="clear" w:color="auto" w:fill="F7FAFC"/>
-            <w:vAlign w:val="center"/>
-            <w:tcW w:type="dxa" w:w="3743"/>
-          </w:tcPr>
-          <w:p>
-            <w:pPr>
-              <w:keepNext/>
-              <w:spacing w:before="20" w:after="20"/>
-              <w:jc w:val="center"/>
-            </w:pPr>
-            <w:r/>
-          </w:p>
-        </w:tc>
-        <w:tc>
-          <w:tcPr>
-            <w:shd w:val="clear" w:color="auto" w:fill="F7FAFC"/>
-            <w:vAlign w:val="center"/>
-            <w:tcW w:type="dxa" w:w="1259"/>
+            <w:tcW w:type="dxa" w:w="685"/>
+          </w:tcPr>
+          <w:p>
+            <w:pPr>
+              <w:keepNext/>
+              <w:spacing w:before="20" w:after="20"/>
+              <w:jc w:val="center"/>
+            </w:pPr>
+            <w:r/>
+          </w:p>
+        </w:tc>
+        <w:tc>
+          <w:tcPr>
+            <w:shd w:val="clear" w:color="auto" w:fill="F7FAFC"/>
+            <w:vAlign w:val="center"/>
+            <w:tcW w:type="dxa" w:w="3750"/>
+          </w:tcPr>
+          <w:p>
+            <w:pPr>
+              <w:keepNext/>
+              <w:spacing w:before="20" w:after="20"/>
+              <w:jc w:val="center"/>
+            </w:pPr>
+            <w:r/>
+          </w:p>
+        </w:tc>
+        <w:tc>
+          <w:tcPr>
+            <w:shd w:val="clear" w:color="auto" w:fill="F7FAFC"/>
+            <w:vAlign w:val="center"/>
+            <w:tcW w:type="dxa" w:w="3773"/>
+          </w:tcPr>
+          <w:p>
+            <w:pPr>
+              <w:keepNext/>
+              <w:spacing w:before="20" w:after="20"/>
+              <w:jc w:val="center"/>
+            </w:pPr>
+            <w:r/>
+          </w:p>
+        </w:tc>
+        <w:tc>
+          <w:tcPr>
+            <w:shd w:val="clear" w:color="auto" w:fill="F7FAFC"/>
+            <w:vAlign w:val="center"/>
+            <w:tcW w:type="dxa" w:w="1091"/>
           </w:tcPr>
           <w:p>
             <w:pPr>
@@ -1387,67 +1387,67 @@
           <w:tcPr>
             <w:shd w:val="clear" w:color="auto" w:fill="F7FAFC"/>
             <w:vAlign w:val="center"/>
-            <w:tcW w:type="dxa" w:w="1130"/>
-          </w:tcPr>
-          <w:p>
-            <w:pPr>
-              <w:keepNext/>
-              <w:spacing w:before="20" w:after="20"/>
-              <w:jc w:val="center"/>
-            </w:pPr>
-            <w:r/>
-          </w:p>
-        </w:tc>
-        <w:tc>
-          <w:tcPr>
-            <w:shd w:val="clear" w:color="auto" w:fill="F7FAFC"/>
-            <w:vAlign w:val="center"/>
-            <w:tcW w:type="dxa" w:w="1134"/>
-          </w:tcPr>
-          <w:p>
-            <w:pPr>
-              <w:keepNext/>
-              <w:spacing w:before="20" w:after="20"/>
-              <w:jc w:val="center"/>
-            </w:pPr>
-            <w:r/>
-          </w:p>
-        </w:tc>
-        <w:tc>
-          <w:tcPr>
-            <w:shd w:val="clear" w:color="auto" w:fill="F7FAFC"/>
-            <w:vAlign w:val="center"/>
-            <w:tcW w:type="dxa" w:w="890"/>
-          </w:tcPr>
-          <w:p>
-            <w:pPr>
-              <w:keepNext/>
-              <w:spacing w:before="20" w:after="20"/>
-              <w:jc w:val="center"/>
-            </w:pPr>
-            <w:r/>
-          </w:p>
-        </w:tc>
-        <w:tc>
-          <w:tcPr>
-            <w:shd w:val="clear" w:color="auto" w:fill="F7FAFC"/>
-            <w:vAlign w:val="center"/>
-            <w:tcW w:type="dxa" w:w="808"/>
-          </w:tcPr>
-          <w:p>
-            <w:pPr>
-              <w:keepNext/>
-              <w:spacing w:before="20" w:after="20"/>
-              <w:jc w:val="center"/>
-            </w:pPr>
-            <w:r/>
-          </w:p>
-        </w:tc>
-        <w:tc>
-          <w:tcPr>
-            <w:shd w:val="clear" w:color="auto" w:fill="F7FAFC"/>
-            <w:vAlign w:val="center"/>
-            <w:tcW w:type="dxa" w:w="1522"/>
+            <w:tcW w:type="dxa" w:w="1153"/>
+          </w:tcPr>
+          <w:p>
+            <w:pPr>
+              <w:keepNext/>
+              <w:spacing w:before="20" w:after="20"/>
+              <w:jc w:val="center"/>
+            </w:pPr>
+            <w:r/>
+          </w:p>
+        </w:tc>
+        <w:tc>
+          <w:tcPr>
+            <w:shd w:val="clear" w:color="auto" w:fill="F7FAFC"/>
+            <w:vAlign w:val="center"/>
+            <w:tcW w:type="dxa" w:w="1158"/>
+          </w:tcPr>
+          <w:p>
+            <w:pPr>
+              <w:keepNext/>
+              <w:spacing w:before="20" w:after="20"/>
+              <w:jc w:val="center"/>
+            </w:pPr>
+            <w:r/>
+          </w:p>
+        </w:tc>
+        <w:tc>
+          <w:tcPr>
+            <w:shd w:val="clear" w:color="auto" w:fill="F7FAFC"/>
+            <w:vAlign w:val="center"/>
+            <w:tcW w:type="dxa" w:w="904"/>
+          </w:tcPr>
+          <w:p>
+            <w:pPr>
+              <w:keepNext/>
+              <w:spacing w:before="20" w:after="20"/>
+              <w:jc w:val="center"/>
+            </w:pPr>
+            <w:r/>
+          </w:p>
+        </w:tc>
+        <w:tc>
+          <w:tcPr>
+            <w:shd w:val="clear" w:color="auto" w:fill="F7FAFC"/>
+            <w:vAlign w:val="center"/>
+            <w:tcW w:type="dxa" w:w="826"/>
+          </w:tcPr>
+          <w:p>
+            <w:pPr>
+              <w:keepNext/>
+              <w:spacing w:before="20" w:after="20"/>
+              <w:jc w:val="center"/>
+            </w:pPr>
+            <w:r/>
+          </w:p>
+        </w:tc>
+        <w:tc>
+          <w:tcPr>
+            <w:shd w:val="clear" w:color="auto" w:fill="F7FAFC"/>
+            <w:vAlign w:val="center"/>
+            <w:tcW w:type="dxa" w:w="1544"/>
           </w:tcPr>
           <w:p>
             <w:pPr>
@@ -1466,49 +1466,49 @@
         <w:tc>
           <w:tcPr>
             <w:vAlign w:val="center"/>
-            <w:tcW w:type="dxa" w:w="675"/>
-          </w:tcPr>
-          <w:p>
-            <w:pPr>
-              <w:keepNext/>
-              <w:spacing w:before="20" w:after="20"/>
-              <w:jc w:val="center"/>
-            </w:pPr>
-            <w:r/>
-          </w:p>
-        </w:tc>
-        <w:tc>
-          <w:tcPr>
-            <w:vAlign w:val="center"/>
-            <w:tcW w:type="dxa" w:w="3724"/>
-          </w:tcPr>
-          <w:p>
-            <w:pPr>
-              <w:keepNext/>
-              <w:spacing w:before="20" w:after="20"/>
-              <w:jc w:val="center"/>
-            </w:pPr>
-            <w:r/>
-          </w:p>
-        </w:tc>
-        <w:tc>
-          <w:tcPr>
-            <w:vAlign w:val="center"/>
-            <w:tcW w:type="dxa" w:w="3743"/>
-          </w:tcPr>
-          <w:p>
-            <w:pPr>
-              <w:keepNext/>
-              <w:spacing w:before="20" w:after="20"/>
-              <w:jc w:val="center"/>
-            </w:pPr>
-            <w:r/>
-          </w:p>
-        </w:tc>
-        <w:tc>
-          <w:tcPr>
-            <w:vAlign w:val="center"/>
-            <w:tcW w:type="dxa" w:w="1259"/>
+            <w:tcW w:type="dxa" w:w="685"/>
+          </w:tcPr>
+          <w:p>
+            <w:pPr>
+              <w:keepNext/>
+              <w:spacing w:before="20" w:after="20"/>
+              <w:jc w:val="center"/>
+            </w:pPr>
+            <w:r/>
+          </w:p>
+        </w:tc>
+        <w:tc>
+          <w:tcPr>
+            <w:vAlign w:val="center"/>
+            <w:tcW w:type="dxa" w:w="3750"/>
+          </w:tcPr>
+          <w:p>
+            <w:pPr>
+              <w:keepNext/>
+              <w:spacing w:before="20" w:after="20"/>
+              <w:jc w:val="center"/>
+            </w:pPr>
+            <w:r/>
+          </w:p>
+        </w:tc>
+        <w:tc>
+          <w:tcPr>
+            <w:vAlign w:val="center"/>
+            <w:tcW w:type="dxa" w:w="3773"/>
+          </w:tcPr>
+          <w:p>
+            <w:pPr>
+              <w:keepNext/>
+              <w:spacing w:before="20" w:after="20"/>
+              <w:jc w:val="center"/>
+            </w:pPr>
+            <w:r/>
+          </w:p>
+        </w:tc>
+        <w:tc>
+          <w:tcPr>
+            <w:vAlign w:val="center"/>
+            <w:tcW w:type="dxa" w:w="1091"/>
           </w:tcPr>
           <w:p>
             <w:pPr>
@@ -1536,63 +1536,63 @@
         <w:tc>
           <w:tcPr>
             <w:vAlign w:val="center"/>
-            <w:tcW w:type="dxa" w:w="1130"/>
-          </w:tcPr>
-          <w:p>
-            <w:pPr>
-              <w:keepNext/>
-              <w:spacing w:before="20" w:after="20"/>
-              <w:jc w:val="center"/>
-            </w:pPr>
-            <w:r/>
-          </w:p>
-        </w:tc>
-        <w:tc>
-          <w:tcPr>
-            <w:vAlign w:val="center"/>
-            <w:tcW w:type="dxa" w:w="1134"/>
-          </w:tcPr>
-          <w:p>
-            <w:pPr>
-              <w:keepNext/>
-              <w:spacing w:before="20" w:after="20"/>
-              <w:jc w:val="center"/>
-            </w:pPr>
-            <w:r/>
-          </w:p>
-        </w:tc>
-        <w:tc>
-          <w:tcPr>
-            <w:vAlign w:val="center"/>
-            <w:tcW w:type="dxa" w:w="890"/>
-          </w:tcPr>
-          <w:p>
-            <w:pPr>
-              <w:keepNext/>
-              <w:spacing w:before="20" w:after="20"/>
-              <w:jc w:val="center"/>
-            </w:pPr>
-            <w:r/>
-          </w:p>
-        </w:tc>
-        <w:tc>
-          <w:tcPr>
-            <w:vAlign w:val="center"/>
-            <w:tcW w:type="dxa" w:w="808"/>
-          </w:tcPr>
-          <w:p>
-            <w:pPr>
-              <w:keepNext/>
-              <w:spacing w:before="20" w:after="20"/>
-              <w:jc w:val="center"/>
-            </w:pPr>
-            <w:r/>
-          </w:p>
-        </w:tc>
-        <w:tc>
-          <w:tcPr>
-            <w:vAlign w:val="center"/>
-            <w:tcW w:type="dxa" w:w="1522"/>
+            <w:tcW w:type="dxa" w:w="1153"/>
+          </w:tcPr>
+          <w:p>
+            <w:pPr>
+              <w:keepNext/>
+              <w:spacing w:before="20" w:after="20"/>
+              <w:jc w:val="center"/>
+            </w:pPr>
+            <w:r/>
+          </w:p>
+        </w:tc>
+        <w:tc>
+          <w:tcPr>
+            <w:vAlign w:val="center"/>
+            <w:tcW w:type="dxa" w:w="1158"/>
+          </w:tcPr>
+          <w:p>
+            <w:pPr>
+              <w:keepNext/>
+              <w:spacing w:before="20" w:after="20"/>
+              <w:jc w:val="center"/>
+            </w:pPr>
+            <w:r/>
+          </w:p>
+        </w:tc>
+        <w:tc>
+          <w:tcPr>
+            <w:vAlign w:val="center"/>
+            <w:tcW w:type="dxa" w:w="904"/>
+          </w:tcPr>
+          <w:p>
+            <w:pPr>
+              <w:keepNext/>
+              <w:spacing w:before="20" w:after="20"/>
+              <w:jc w:val="center"/>
+            </w:pPr>
+            <w:r/>
+          </w:p>
+        </w:tc>
+        <w:tc>
+          <w:tcPr>
+            <w:vAlign w:val="center"/>
+            <w:tcW w:type="dxa" w:w="826"/>
+          </w:tcPr>
+          <w:p>
+            <w:pPr>
+              <w:keepNext/>
+              <w:spacing w:before="20" w:after="20"/>
+              <w:jc w:val="center"/>
+            </w:pPr>
+            <w:r/>
+          </w:p>
+        </w:tc>
+        <w:tc>
+          <w:tcPr>
+            <w:vAlign w:val="center"/>
+            <w:tcW w:type="dxa" w:w="1544"/>
           </w:tcPr>
           <w:p>
             <w:pPr>
@@ -1612,49 +1612,49 @@
           <w:tcPr>
             <w:shd w:val="clear" w:color="auto" w:fill="F7FAFC"/>
             <w:vAlign w:val="center"/>
-            <w:tcW w:type="dxa" w:w="675"/>
-          </w:tcPr>
-          <w:p>
-            <w:pPr>
-              <w:spacing w:before="20" w:after="20"/>
-              <w:jc w:val="center"/>
-            </w:pPr>
-            <w:r/>
-          </w:p>
-        </w:tc>
-        <w:tc>
-          <w:tcPr>
-            <w:shd w:val="clear" w:color="auto" w:fill="F7FAFC"/>
-            <w:vAlign w:val="center"/>
-            <w:tcW w:type="dxa" w:w="3724"/>
-          </w:tcPr>
-          <w:p>
-            <w:pPr>
-              <w:spacing w:before="20" w:after="20"/>
-              <w:jc w:val="center"/>
-            </w:pPr>
-            <w:r/>
-          </w:p>
-        </w:tc>
-        <w:tc>
-          <w:tcPr>
-            <w:shd w:val="clear" w:color="auto" w:fill="F7FAFC"/>
-            <w:vAlign w:val="center"/>
-            <w:tcW w:type="dxa" w:w="3743"/>
-          </w:tcPr>
-          <w:p>
-            <w:pPr>
-              <w:spacing w:before="20" w:after="20"/>
-              <w:jc w:val="center"/>
-            </w:pPr>
-            <w:r/>
-          </w:p>
-        </w:tc>
-        <w:tc>
-          <w:tcPr>
-            <w:shd w:val="clear" w:color="auto" w:fill="F7FAFC"/>
-            <w:vAlign w:val="center"/>
-            <w:tcW w:type="dxa" w:w="1259"/>
+            <w:tcW w:type="dxa" w:w="685"/>
+          </w:tcPr>
+          <w:p>
+            <w:pPr>
+              <w:spacing w:before="20" w:after="20"/>
+              <w:jc w:val="center"/>
+            </w:pPr>
+            <w:r/>
+          </w:p>
+        </w:tc>
+        <w:tc>
+          <w:tcPr>
+            <w:shd w:val="clear" w:color="auto" w:fill="F7FAFC"/>
+            <w:vAlign w:val="center"/>
+            <w:tcW w:type="dxa" w:w="3750"/>
+          </w:tcPr>
+          <w:p>
+            <w:pPr>
+              <w:spacing w:before="20" w:after="20"/>
+              <w:jc w:val="center"/>
+            </w:pPr>
+            <w:r/>
+          </w:p>
+        </w:tc>
+        <w:tc>
+          <w:tcPr>
+            <w:shd w:val="clear" w:color="auto" w:fill="F7FAFC"/>
+            <w:vAlign w:val="center"/>
+            <w:tcW w:type="dxa" w:w="3773"/>
+          </w:tcPr>
+          <w:p>
+            <w:pPr>
+              <w:spacing w:before="20" w:after="20"/>
+              <w:jc w:val="center"/>
+            </w:pPr>
+            <w:r/>
+          </w:p>
+        </w:tc>
+        <w:tc>
+          <w:tcPr>
+            <w:shd w:val="clear" w:color="auto" w:fill="F7FAFC"/>
+            <w:vAlign w:val="center"/>
+            <w:tcW w:type="dxa" w:w="1091"/>
           </w:tcPr>
           <w:p>
             <w:pPr>
@@ -1682,63 +1682,63 @@
           <w:tcPr>
             <w:shd w:val="clear" w:color="auto" w:fill="F7FAFC"/>
             <w:vAlign w:val="center"/>
-            <w:tcW w:type="dxa" w:w="1130"/>
-          </w:tcPr>
-          <w:p>
-            <w:pPr>
-              <w:spacing w:before="20" w:after="20"/>
-              <w:jc w:val="center"/>
-            </w:pPr>
-            <w:r/>
-          </w:p>
-        </w:tc>
-        <w:tc>
-          <w:tcPr>
-            <w:shd w:val="clear" w:color="auto" w:fill="F7FAFC"/>
-            <w:vAlign w:val="center"/>
-            <w:tcW w:type="dxa" w:w="1134"/>
-          </w:tcPr>
-          <w:p>
-            <w:pPr>
-              <w:spacing w:before="20" w:after="20"/>
-              <w:jc w:val="center"/>
-            </w:pPr>
-            <w:r/>
-          </w:p>
-        </w:tc>
-        <w:tc>
-          <w:tcPr>
-            <w:shd w:val="clear" w:color="auto" w:fill="F7FAFC"/>
-            <w:vAlign w:val="center"/>
-            <w:tcW w:type="dxa" w:w="890"/>
-          </w:tcPr>
-          <w:p>
-            <w:pPr>
-              <w:spacing w:before="20" w:after="20"/>
-              <w:jc w:val="center"/>
-            </w:pPr>
-            <w:r/>
-          </w:p>
-        </w:tc>
-        <w:tc>
-          <w:tcPr>
-            <w:shd w:val="clear" w:color="auto" w:fill="F7FAFC"/>
-            <w:vAlign w:val="center"/>
-            <w:tcW w:type="dxa" w:w="808"/>
-          </w:tcPr>
-          <w:p>
-            <w:pPr>
-              <w:spacing w:before="20" w:after="20"/>
-              <w:jc w:val="center"/>
-            </w:pPr>
-            <w:r/>
-          </w:p>
-        </w:tc>
-        <w:tc>
-          <w:tcPr>
-            <w:shd w:val="clear" w:color="auto" w:fill="F7FAFC"/>
-            <w:vAlign w:val="center"/>
-            <w:tcW w:type="dxa" w:w="1522"/>
+            <w:tcW w:type="dxa" w:w="1153"/>
+          </w:tcPr>
+          <w:p>
+            <w:pPr>
+              <w:spacing w:before="20" w:after="20"/>
+              <w:jc w:val="center"/>
+            </w:pPr>
+            <w:r/>
+          </w:p>
+        </w:tc>
+        <w:tc>
+          <w:tcPr>
+            <w:shd w:val="clear" w:color="auto" w:fill="F7FAFC"/>
+            <w:vAlign w:val="center"/>
+            <w:tcW w:type="dxa" w:w="1158"/>
+          </w:tcPr>
+          <w:p>
+            <w:pPr>
+              <w:spacing w:before="20" w:after="20"/>
+              <w:jc w:val="center"/>
+            </w:pPr>
+            <w:r/>
+          </w:p>
+        </w:tc>
+        <w:tc>
+          <w:tcPr>
+            <w:shd w:val="clear" w:color="auto" w:fill="F7FAFC"/>
+            <w:vAlign w:val="center"/>
+            <w:tcW w:type="dxa" w:w="904"/>
+          </w:tcPr>
+          <w:p>
+            <w:pPr>
+              <w:spacing w:before="20" w:after="20"/>
+              <w:jc w:val="center"/>
+            </w:pPr>
+            <w:r/>
+          </w:p>
+        </w:tc>
+        <w:tc>
+          <w:tcPr>
+            <w:shd w:val="clear" w:color="auto" w:fill="F7FAFC"/>
+            <w:vAlign w:val="center"/>
+            <w:tcW w:type="dxa" w:w="826"/>
+          </w:tcPr>
+          <w:p>
+            <w:pPr>
+              <w:spacing w:before="20" w:after="20"/>
+              <w:jc w:val="center"/>
+            </w:pPr>
+            <w:r/>
+          </w:p>
+        </w:tc>
+        <w:tc>
+          <w:tcPr>
+            <w:shd w:val="clear" w:color="auto" w:fill="F7FAFC"/>
+            <w:vAlign w:val="center"/>
+            <w:tcW w:type="dxa" w:w="1544"/>
           </w:tcPr>
           <w:p>
             <w:pPr>

--- a/deliverables/inland_transport_2026-10/docx/QASOP_0XX_A06.docx
+++ b/deliverables/inland_transport_2026-10/docx/QASOP_0XX_A06.docx
@@ -200,16 +200,16 @@
         </w:tblBorders>
       </w:tblPr>
       <w:tblGrid>
-        <w:gridCol w:w="685"/>
-        <w:gridCol w:w="3750"/>
-        <w:gridCol w:w="3773"/>
-        <w:gridCol w:w="1091"/>
+        <w:gridCol w:w="675"/>
+        <w:gridCol w:w="3724"/>
+        <w:gridCol w:w="3743"/>
+        <w:gridCol w:w="1259"/>
         <w:gridCol w:w="510"/>
-        <w:gridCol w:w="1153"/>
-        <w:gridCol w:w="1158"/>
-        <w:gridCol w:w="904"/>
-        <w:gridCol w:w="826"/>
-        <w:gridCol w:w="1544"/>
+        <w:gridCol w:w="1130"/>
+        <w:gridCol w:w="1134"/>
+        <w:gridCol w:w="890"/>
+        <w:gridCol w:w="808"/>
+        <w:gridCol w:w="1522"/>
       </w:tblGrid>
       <w:tr>
         <w:trPr>
@@ -220,7 +220,7 @@
           <w:tcPr>
             <w:shd w:val="clear" w:color="auto" w:fill="2B547E"/>
             <w:vAlign w:val="center"/>
-            <w:tcW w:type="dxa" w:w="685"/>
+            <w:tcW w:type="dxa" w:w="675"/>
           </w:tcPr>
           <w:p>
             <w:pPr>
@@ -265,7 +265,7 @@
           <w:tcPr>
             <w:shd w:val="clear" w:color="auto" w:fill="2B547E"/>
             <w:vAlign w:val="center"/>
-            <w:tcW w:type="dxa" w:w="3750"/>
+            <w:tcW w:type="dxa" w:w="3724"/>
           </w:tcPr>
           <w:p>
             <w:pPr>
@@ -310,7 +310,7 @@
           <w:tcPr>
             <w:shd w:val="clear" w:color="auto" w:fill="2B547E"/>
             <w:vAlign w:val="center"/>
-            <w:tcW w:type="dxa" w:w="3773"/>
+            <w:tcW w:type="dxa" w:w="3743"/>
           </w:tcPr>
           <w:p>
             <w:pPr>
@@ -355,7 +355,7 @@
           <w:tcPr>
             <w:shd w:val="clear" w:color="auto" w:fill="2B547E"/>
             <w:vAlign w:val="center"/>
-            <w:tcW w:type="dxa" w:w="1091"/>
+            <w:tcW w:type="dxa" w:w="1259"/>
           </w:tcPr>
           <w:p>
             <w:pPr>
@@ -372,7 +372,7 @@
                 <w:color w:val="FFFFFF"/>
                 <w:sz w:val="18"/>
               </w:rPr>
-              <w:t>Возило / палети G/M</w:t>
+              <w:t>Превозник / возило / палети G/M</w:t>
             </w:r>
             <w:r>
               <w:rPr>
@@ -392,7 +392,7 @@
                 <w:color w:val="FFFFFF"/>
                 <w:sz w:val="14"/>
               </w:rPr>
-              <w:t>Vehicle / pallets L/S</w:t>
+              <w:t>Carrier / vehicle / pallets L/S</w:t>
             </w:r>
           </w:p>
         </w:tc>
@@ -425,7 +425,7 @@
           <w:tcPr>
             <w:shd w:val="clear" w:color="auto" w:fill="2B547E"/>
             <w:vAlign w:val="center"/>
-            <w:tcW w:type="dxa" w:w="1153"/>
+            <w:tcW w:type="dxa" w:w="1130"/>
           </w:tcPr>
           <w:p>
             <w:pPr>
@@ -470,7 +470,7 @@
           <w:tcPr>
             <w:shd w:val="clear" w:color="auto" w:fill="2B547E"/>
             <w:vAlign w:val="center"/>
-            <w:tcW w:type="dxa" w:w="1158"/>
+            <w:tcW w:type="dxa" w:w="1134"/>
           </w:tcPr>
           <w:p>
             <w:pPr>
@@ -515,7 +515,7 @@
           <w:tcPr>
             <w:shd w:val="clear" w:color="auto" w:fill="2B547E"/>
             <w:vAlign w:val="center"/>
-            <w:tcW w:type="dxa" w:w="904"/>
+            <w:tcW w:type="dxa" w:w="890"/>
           </w:tcPr>
           <w:p>
             <w:pPr>
@@ -560,7 +560,7 @@
           <w:tcPr>
             <w:shd w:val="clear" w:color="auto" w:fill="2B547E"/>
             <w:vAlign w:val="center"/>
-            <w:tcW w:type="dxa" w:w="826"/>
+            <w:tcW w:type="dxa" w:w="808"/>
           </w:tcPr>
           <w:p>
             <w:pPr>
@@ -605,7 +605,7 @@
           <w:tcPr>
             <w:shd w:val="clear" w:color="auto" w:fill="2B547E"/>
             <w:vAlign w:val="center"/>
-            <w:tcW w:type="dxa" w:w="1544"/>
+            <w:tcW w:type="dxa" w:w="1522"/>
           </w:tcPr>
           <w:p>
             <w:pPr>
@@ -655,7 +655,7 @@
           <w:tcPr>
             <w:shd w:val="clear" w:color="auto" w:fill="F2F2F2"/>
             <w:vAlign w:val="center"/>
-            <w:tcW w:type="dxa" w:w="685"/>
+            <w:tcW w:type="dxa" w:w="675"/>
           </w:tcPr>
           <w:p>
             <w:pPr>
@@ -679,7 +679,7 @@
         <w:tc>
           <w:tcPr>
             <w:vAlign w:val="center"/>
-            <w:tcW w:type="dxa" w:w="3750"/>
+            <w:tcW w:type="dxa" w:w="3724"/>
           </w:tcPr>
           <w:p>
             <w:pPr>
@@ -723,7 +723,7 @@
         <w:tc>
           <w:tcPr>
             <w:vAlign w:val="center"/>
-            <w:tcW w:type="dxa" w:w="3773"/>
+            <w:tcW w:type="dxa" w:w="3743"/>
           </w:tcPr>
           <w:p>
             <w:pPr>
@@ -767,7 +767,7 @@
         <w:tc>
           <w:tcPr>
             <w:vAlign w:val="center"/>
-            <w:tcW w:type="dxa" w:w="1091"/>
+            <w:tcW w:type="dxa" w:w="1259"/>
           </w:tcPr>
           <w:p>
             <w:pPr>
@@ -795,63 +795,63 @@
         <w:tc>
           <w:tcPr>
             <w:vAlign w:val="center"/>
-            <w:tcW w:type="dxa" w:w="1153"/>
-          </w:tcPr>
-          <w:p>
-            <w:pPr>
-              <w:keepNext/>
-              <w:spacing w:before="20" w:after="20"/>
-              <w:jc w:val="center"/>
-            </w:pPr>
-            <w:r/>
-          </w:p>
-        </w:tc>
-        <w:tc>
-          <w:tcPr>
-            <w:vAlign w:val="center"/>
-            <w:tcW w:type="dxa" w:w="1158"/>
-          </w:tcPr>
-          <w:p>
-            <w:pPr>
-              <w:keepNext/>
-              <w:spacing w:before="20" w:after="20"/>
-              <w:jc w:val="center"/>
-            </w:pPr>
-            <w:r/>
-          </w:p>
-        </w:tc>
-        <w:tc>
-          <w:tcPr>
-            <w:vAlign w:val="center"/>
-            <w:tcW w:type="dxa" w:w="904"/>
-          </w:tcPr>
-          <w:p>
-            <w:pPr>
-              <w:keepNext/>
-              <w:spacing w:before="20" w:after="20"/>
-              <w:jc w:val="center"/>
-            </w:pPr>
-            <w:r/>
-          </w:p>
-        </w:tc>
-        <w:tc>
-          <w:tcPr>
-            <w:vAlign w:val="center"/>
-            <w:tcW w:type="dxa" w:w="826"/>
-          </w:tcPr>
-          <w:p>
-            <w:pPr>
-              <w:keepNext/>
-              <w:spacing w:before="20" w:after="20"/>
-              <w:jc w:val="center"/>
-            </w:pPr>
-            <w:r/>
-          </w:p>
-        </w:tc>
-        <w:tc>
-          <w:tcPr>
-            <w:vAlign w:val="center"/>
-            <w:tcW w:type="dxa" w:w="1544"/>
+            <w:tcW w:type="dxa" w:w="1130"/>
+          </w:tcPr>
+          <w:p>
+            <w:pPr>
+              <w:keepNext/>
+              <w:spacing w:before="20" w:after="20"/>
+              <w:jc w:val="center"/>
+            </w:pPr>
+            <w:r/>
+          </w:p>
+        </w:tc>
+        <w:tc>
+          <w:tcPr>
+            <w:vAlign w:val="center"/>
+            <w:tcW w:type="dxa" w:w="1134"/>
+          </w:tcPr>
+          <w:p>
+            <w:pPr>
+              <w:keepNext/>
+              <w:spacing w:before="20" w:after="20"/>
+              <w:jc w:val="center"/>
+            </w:pPr>
+            <w:r/>
+          </w:p>
+        </w:tc>
+        <w:tc>
+          <w:tcPr>
+            <w:vAlign w:val="center"/>
+            <w:tcW w:type="dxa" w:w="890"/>
+          </w:tcPr>
+          <w:p>
+            <w:pPr>
+              <w:keepNext/>
+              <w:spacing w:before="20" w:after="20"/>
+              <w:jc w:val="center"/>
+            </w:pPr>
+            <w:r/>
+          </w:p>
+        </w:tc>
+        <w:tc>
+          <w:tcPr>
+            <w:vAlign w:val="center"/>
+            <w:tcW w:type="dxa" w:w="808"/>
+          </w:tcPr>
+          <w:p>
+            <w:pPr>
+              <w:keepNext/>
+              <w:spacing w:before="20" w:after="20"/>
+              <w:jc w:val="center"/>
+            </w:pPr>
+            <w:r/>
+          </w:p>
+        </w:tc>
+        <w:tc>
+          <w:tcPr>
+            <w:vAlign w:val="center"/>
+            <w:tcW w:type="dxa" w:w="1522"/>
           </w:tcPr>
           <w:p>
             <w:pPr>
@@ -871,7 +871,7 @@
           <w:tcPr>
             <w:shd w:val="clear" w:color="auto" w:fill="F2F2F2"/>
             <w:vAlign w:val="center"/>
-            <w:tcW w:type="dxa" w:w="685"/>
+            <w:tcW w:type="dxa" w:w="675"/>
           </w:tcPr>
           <w:p>
             <w:pPr>
@@ -896,7 +896,7 @@
           <w:tcPr>
             <w:shd w:val="clear" w:color="auto" w:fill="F7FAFC"/>
             <w:vAlign w:val="center"/>
-            <w:tcW w:type="dxa" w:w="3750"/>
+            <w:tcW w:type="dxa" w:w="3724"/>
           </w:tcPr>
           <w:p>
             <w:pPr>
@@ -941,7 +941,7 @@
           <w:tcPr>
             <w:shd w:val="clear" w:color="auto" w:fill="F7FAFC"/>
             <w:vAlign w:val="center"/>
-            <w:tcW w:type="dxa" w:w="3773"/>
+            <w:tcW w:type="dxa" w:w="3743"/>
           </w:tcPr>
           <w:p>
             <w:pPr>
@@ -986,7 +986,7 @@
           <w:tcPr>
             <w:shd w:val="clear" w:color="auto" w:fill="F7FAFC"/>
             <w:vAlign w:val="center"/>
-            <w:tcW w:type="dxa" w:w="1091"/>
+            <w:tcW w:type="dxa" w:w="1259"/>
           </w:tcPr>
           <w:p>
             <w:pPr>
@@ -1016,67 +1016,67 @@
           <w:tcPr>
             <w:shd w:val="clear" w:color="auto" w:fill="F7FAFC"/>
             <w:vAlign w:val="center"/>
-            <w:tcW w:type="dxa" w:w="1153"/>
-          </w:tcPr>
-          <w:p>
-            <w:pPr>
-              <w:keepNext/>
-              <w:spacing w:before="20" w:after="20"/>
-              <w:jc w:val="center"/>
-            </w:pPr>
-            <w:r/>
-          </w:p>
-        </w:tc>
-        <w:tc>
-          <w:tcPr>
-            <w:shd w:val="clear" w:color="auto" w:fill="F7FAFC"/>
-            <w:vAlign w:val="center"/>
-            <w:tcW w:type="dxa" w:w="1158"/>
-          </w:tcPr>
-          <w:p>
-            <w:pPr>
-              <w:keepNext/>
-              <w:spacing w:before="20" w:after="20"/>
-              <w:jc w:val="center"/>
-            </w:pPr>
-            <w:r/>
-          </w:p>
-        </w:tc>
-        <w:tc>
-          <w:tcPr>
-            <w:shd w:val="clear" w:color="auto" w:fill="F7FAFC"/>
-            <w:vAlign w:val="center"/>
-            <w:tcW w:type="dxa" w:w="904"/>
-          </w:tcPr>
-          <w:p>
-            <w:pPr>
-              <w:keepNext/>
-              <w:spacing w:before="20" w:after="20"/>
-              <w:jc w:val="center"/>
-            </w:pPr>
-            <w:r/>
-          </w:p>
-        </w:tc>
-        <w:tc>
-          <w:tcPr>
-            <w:shd w:val="clear" w:color="auto" w:fill="F7FAFC"/>
-            <w:vAlign w:val="center"/>
-            <w:tcW w:type="dxa" w:w="826"/>
-          </w:tcPr>
-          <w:p>
-            <w:pPr>
-              <w:keepNext/>
-              <w:spacing w:before="20" w:after="20"/>
-              <w:jc w:val="center"/>
-            </w:pPr>
-            <w:r/>
-          </w:p>
-        </w:tc>
-        <w:tc>
-          <w:tcPr>
-            <w:shd w:val="clear" w:color="auto" w:fill="F7FAFC"/>
-            <w:vAlign w:val="center"/>
-            <w:tcW w:type="dxa" w:w="1544"/>
+            <w:tcW w:type="dxa" w:w="1130"/>
+          </w:tcPr>
+          <w:p>
+            <w:pPr>
+              <w:keepNext/>
+              <w:spacing w:before="20" w:after="20"/>
+              <w:jc w:val="center"/>
+            </w:pPr>
+            <w:r/>
+          </w:p>
+        </w:tc>
+        <w:tc>
+          <w:tcPr>
+            <w:shd w:val="clear" w:color="auto" w:fill="F7FAFC"/>
+            <w:vAlign w:val="center"/>
+            <w:tcW w:type="dxa" w:w="1134"/>
+          </w:tcPr>
+          <w:p>
+            <w:pPr>
+              <w:keepNext/>
+              <w:spacing w:before="20" w:after="20"/>
+              <w:jc w:val="center"/>
+            </w:pPr>
+            <w:r/>
+          </w:p>
+        </w:tc>
+        <w:tc>
+          <w:tcPr>
+            <w:shd w:val="clear" w:color="auto" w:fill="F7FAFC"/>
+            <w:vAlign w:val="center"/>
+            <w:tcW w:type="dxa" w:w="890"/>
+          </w:tcPr>
+          <w:p>
+            <w:pPr>
+              <w:keepNext/>
+              <w:spacing w:before="20" w:after="20"/>
+              <w:jc w:val="center"/>
+            </w:pPr>
+            <w:r/>
+          </w:p>
+        </w:tc>
+        <w:tc>
+          <w:tcPr>
+            <w:shd w:val="clear" w:color="auto" w:fill="F7FAFC"/>
+            <w:vAlign w:val="center"/>
+            <w:tcW w:type="dxa" w:w="808"/>
+          </w:tcPr>
+          <w:p>
+            <w:pPr>
+              <w:keepNext/>
+              <w:spacing w:before="20" w:after="20"/>
+              <w:jc w:val="center"/>
+            </w:pPr>
+            <w:r/>
+          </w:p>
+        </w:tc>
+        <w:tc>
+          <w:tcPr>
+            <w:shd w:val="clear" w:color="auto" w:fill="F7FAFC"/>
+            <w:vAlign w:val="center"/>
+            <w:tcW w:type="dxa" w:w="1522"/>
           </w:tcPr>
           <w:p>
             <w:pPr>
@@ -1096,7 +1096,7 @@
           <w:tcPr>
             <w:shd w:val="clear" w:color="auto" w:fill="F2F2F2"/>
             <w:vAlign w:val="center"/>
-            <w:tcW w:type="dxa" w:w="685"/>
+            <w:tcW w:type="dxa" w:w="675"/>
           </w:tcPr>
           <w:p>
             <w:pPr>
@@ -1120,7 +1120,7 @@
         <w:tc>
           <w:tcPr>
             <w:vAlign w:val="center"/>
-            <w:tcW w:type="dxa" w:w="3750"/>
+            <w:tcW w:type="dxa" w:w="3724"/>
           </w:tcPr>
           <w:p>
             <w:pPr>
@@ -1164,7 +1164,7 @@
         <w:tc>
           <w:tcPr>
             <w:vAlign w:val="center"/>
-            <w:tcW w:type="dxa" w:w="3773"/>
+            <w:tcW w:type="dxa" w:w="3743"/>
           </w:tcPr>
           <w:p>
             <w:pPr>
@@ -1208,7 +1208,7 @@
         <w:tc>
           <w:tcPr>
             <w:vAlign w:val="center"/>
-            <w:tcW w:type="dxa" w:w="1091"/>
+            <w:tcW w:type="dxa" w:w="1259"/>
           </w:tcPr>
           <w:p>
             <w:pPr>
@@ -1236,63 +1236,63 @@
         <w:tc>
           <w:tcPr>
             <w:vAlign w:val="center"/>
-            <w:tcW w:type="dxa" w:w="1153"/>
-          </w:tcPr>
-          <w:p>
-            <w:pPr>
-              <w:keepNext/>
-              <w:spacing w:before="20" w:after="20"/>
-              <w:jc w:val="center"/>
-            </w:pPr>
-            <w:r/>
-          </w:p>
-        </w:tc>
-        <w:tc>
-          <w:tcPr>
-            <w:vAlign w:val="center"/>
-            <w:tcW w:type="dxa" w:w="1158"/>
-          </w:tcPr>
-          <w:p>
-            <w:pPr>
-              <w:keepNext/>
-              <w:spacing w:before="20" w:after="20"/>
-              <w:jc w:val="center"/>
-            </w:pPr>
-            <w:r/>
-          </w:p>
-        </w:tc>
-        <w:tc>
-          <w:tcPr>
-            <w:vAlign w:val="center"/>
-            <w:tcW w:type="dxa" w:w="904"/>
-          </w:tcPr>
-          <w:p>
-            <w:pPr>
-              <w:keepNext/>
-              <w:spacing w:before="20" w:after="20"/>
-              <w:jc w:val="center"/>
-            </w:pPr>
-            <w:r/>
-          </w:p>
-        </w:tc>
-        <w:tc>
-          <w:tcPr>
-            <w:vAlign w:val="center"/>
-            <w:tcW w:type="dxa" w:w="826"/>
-          </w:tcPr>
-          <w:p>
-            <w:pPr>
-              <w:keepNext/>
-              <w:spacing w:before="20" w:after="20"/>
-              <w:jc w:val="center"/>
-            </w:pPr>
-            <w:r/>
-          </w:p>
-        </w:tc>
-        <w:tc>
-          <w:tcPr>
-            <w:vAlign w:val="center"/>
-            <w:tcW w:type="dxa" w:w="1544"/>
+            <w:tcW w:type="dxa" w:w="1130"/>
+          </w:tcPr>
+          <w:p>
+            <w:pPr>
+              <w:keepNext/>
+              <w:spacing w:before="20" w:after="20"/>
+              <w:jc w:val="center"/>
+            </w:pPr>
+            <w:r/>
+          </w:p>
+        </w:tc>
+        <w:tc>
+          <w:tcPr>
+            <w:vAlign w:val="center"/>
+            <w:tcW w:type="dxa" w:w="1134"/>
+          </w:tcPr>
+          <w:p>
+            <w:pPr>
+              <w:keepNext/>
+              <w:spacing w:before="20" w:after="20"/>
+              <w:jc w:val="center"/>
+            </w:pPr>
+            <w:r/>
+          </w:p>
+        </w:tc>
+        <w:tc>
+          <w:tcPr>
+            <w:vAlign w:val="center"/>
+            <w:tcW w:type="dxa" w:w="890"/>
+          </w:tcPr>
+          <w:p>
+            <w:pPr>
+              <w:keepNext/>
+              <w:spacing w:before="20" w:after="20"/>
+              <w:jc w:val="center"/>
+            </w:pPr>
+            <w:r/>
+          </w:p>
+        </w:tc>
+        <w:tc>
+          <w:tcPr>
+            <w:vAlign w:val="center"/>
+            <w:tcW w:type="dxa" w:w="808"/>
+          </w:tcPr>
+          <w:p>
+            <w:pPr>
+              <w:keepNext/>
+              <w:spacing w:before="20" w:after="20"/>
+              <w:jc w:val="center"/>
+            </w:pPr>
+            <w:r/>
+          </w:p>
+        </w:tc>
+        <w:tc>
+          <w:tcPr>
+            <w:vAlign w:val="center"/>
+            <w:tcW w:type="dxa" w:w="1522"/>
           </w:tcPr>
           <w:p>
             <w:pPr>
@@ -1312,52 +1312,52 @@
           <w:tcPr>
             <w:shd w:val="clear" w:color="auto" w:fill="F7FAFC"/>
             <w:vAlign w:val="center"/>
-            <w:tcW w:type="dxa" w:w="685"/>
-          </w:tcPr>
-          <w:p>
-            <w:pPr>
-              <w:keepNext/>
-              <w:spacing w:before="20" w:after="20"/>
-              <w:jc w:val="center"/>
-            </w:pPr>
-            <w:r/>
-          </w:p>
-        </w:tc>
-        <w:tc>
-          <w:tcPr>
-            <w:shd w:val="clear" w:color="auto" w:fill="F7FAFC"/>
-            <w:vAlign w:val="center"/>
-            <w:tcW w:type="dxa" w:w="3750"/>
-          </w:tcPr>
-          <w:p>
-            <w:pPr>
-              <w:keepNext/>
-              <w:spacing w:before="20" w:after="20"/>
-              <w:jc w:val="center"/>
-            </w:pPr>
-            <w:r/>
-          </w:p>
-        </w:tc>
-        <w:tc>
-          <w:tcPr>
-            <w:shd w:val="clear" w:color="auto" w:fill="F7FAFC"/>
-            <w:vAlign w:val="center"/>
-            <w:tcW w:type="dxa" w:w="3773"/>
-          </w:tcPr>
-          <w:p>
-            <w:pPr>
-              <w:keepNext/>
-              <w:spacing w:before="20" w:after="20"/>
-              <w:jc w:val="center"/>
-            </w:pPr>
-            <w:r/>
-          </w:p>
-        </w:tc>
-        <w:tc>
-          <w:tcPr>
-            <w:shd w:val="clear" w:color="auto" w:fill="F7FAFC"/>
-            <w:vAlign w:val="center"/>
-            <w:tcW w:type="dxa" w:w="1091"/>
+            <w:tcW w:type="dxa" w:w="675"/>
+          </w:tcPr>
+          <w:p>
+            <w:pPr>
+              <w:keepNext/>
+              <w:spacing w:before="20" w:after="20"/>
+              <w:jc w:val="center"/>
+            </w:pPr>
+            <w:r/>
+          </w:p>
+        </w:tc>
+        <w:tc>
+          <w:tcPr>
+            <w:shd w:val="clear" w:color="auto" w:fill="F7FAFC"/>
+            <w:vAlign w:val="center"/>
+            <w:tcW w:type="dxa" w:w="3724"/>
+          </w:tcPr>
+          <w:p>
+            <w:pPr>
+              <w:keepNext/>
+              <w:spacing w:before="20" w:after="20"/>
+              <w:jc w:val="center"/>
+            </w:pPr>
+            <w:r/>
+          </w:p>
+        </w:tc>
+        <w:tc>
+          <w:tcPr>
+            <w:shd w:val="clear" w:color="auto" w:fill="F7FAFC"/>
+            <w:vAlign w:val="center"/>
+            <w:tcW w:type="dxa" w:w="3743"/>
+          </w:tcPr>
+          <w:p>
+            <w:pPr>
+              <w:keepNext/>
+              <w:spacing w:before="20" w:after="20"/>
+              <w:jc w:val="center"/>
+            </w:pPr>
+            <w:r/>
+          </w:p>
+        </w:tc>
+        <w:tc>
+          <w:tcPr>
+            <w:shd w:val="clear" w:color="auto" w:fill="F7FAFC"/>
+            <w:vAlign w:val="center"/>
+            <w:tcW w:type="dxa" w:w="1259"/>
           </w:tcPr>
           <w:p>
             <w:pPr>
@@ -1387,67 +1387,67 @@
           <w:tcPr>
             <w:shd w:val="clear" w:color="auto" w:fill="F7FAFC"/>
             <w:vAlign w:val="center"/>
-            <w:tcW w:type="dxa" w:w="1153"/>
-          </w:tcPr>
-          <w:p>
-            <w:pPr>
-              <w:keepNext/>
-              <w:spacing w:before="20" w:after="20"/>
-              <w:jc w:val="center"/>
-            </w:pPr>
-            <w:r/>
-          </w:p>
-        </w:tc>
-        <w:tc>
-          <w:tcPr>
-            <w:shd w:val="clear" w:color="auto" w:fill="F7FAFC"/>
-            <w:vAlign w:val="center"/>
-            <w:tcW w:type="dxa" w:w="1158"/>
-          </w:tcPr>
-          <w:p>
-            <w:pPr>
-              <w:keepNext/>
-              <w:spacing w:before="20" w:after="20"/>
-              <w:jc w:val="center"/>
-            </w:pPr>
-            <w:r/>
-          </w:p>
-        </w:tc>
-        <w:tc>
-          <w:tcPr>
-            <w:shd w:val="clear" w:color="auto" w:fill="F7FAFC"/>
-            <w:vAlign w:val="center"/>
-            <w:tcW w:type="dxa" w:w="904"/>
-          </w:tcPr>
-          <w:p>
-            <w:pPr>
-              <w:keepNext/>
-              <w:spacing w:before="20" w:after="20"/>
-              <w:jc w:val="center"/>
-            </w:pPr>
-            <w:r/>
-          </w:p>
-        </w:tc>
-        <w:tc>
-          <w:tcPr>
-            <w:shd w:val="clear" w:color="auto" w:fill="F7FAFC"/>
-            <w:vAlign w:val="center"/>
-            <w:tcW w:type="dxa" w:w="826"/>
-          </w:tcPr>
-          <w:p>
-            <w:pPr>
-              <w:keepNext/>
-              <w:spacing w:before="20" w:after="20"/>
-              <w:jc w:val="center"/>
-            </w:pPr>
-            <w:r/>
-          </w:p>
-        </w:tc>
-        <w:tc>
-          <w:tcPr>
-            <w:shd w:val="clear" w:color="auto" w:fill="F7FAFC"/>
-            <w:vAlign w:val="center"/>
-            <w:tcW w:type="dxa" w:w="1544"/>
+            <w:tcW w:type="dxa" w:w="1130"/>
+          </w:tcPr>
+          <w:p>
+            <w:pPr>
+              <w:keepNext/>
+              <w:spacing w:before="20" w:after="20"/>
+              <w:jc w:val="center"/>
+            </w:pPr>
+            <w:r/>
+          </w:p>
+        </w:tc>
+        <w:tc>
+          <w:tcPr>
+            <w:shd w:val="clear" w:color="auto" w:fill="F7FAFC"/>
+            <w:vAlign w:val="center"/>
+            <w:tcW w:type="dxa" w:w="1134"/>
+          </w:tcPr>
+          <w:p>
+            <w:pPr>
+              <w:keepNext/>
+              <w:spacing w:before="20" w:after="20"/>
+              <w:jc w:val="center"/>
+            </w:pPr>
+            <w:r/>
+          </w:p>
+        </w:tc>
+        <w:tc>
+          <w:tcPr>
+            <w:shd w:val="clear" w:color="auto" w:fill="F7FAFC"/>
+            <w:vAlign w:val="center"/>
+            <w:tcW w:type="dxa" w:w="890"/>
+          </w:tcPr>
+          <w:p>
+            <w:pPr>
+              <w:keepNext/>
+              <w:spacing w:before="20" w:after="20"/>
+              <w:jc w:val="center"/>
+            </w:pPr>
+            <w:r/>
+          </w:p>
+        </w:tc>
+        <w:tc>
+          <w:tcPr>
+            <w:shd w:val="clear" w:color="auto" w:fill="F7FAFC"/>
+            <w:vAlign w:val="center"/>
+            <w:tcW w:type="dxa" w:w="808"/>
+          </w:tcPr>
+          <w:p>
+            <w:pPr>
+              <w:keepNext/>
+              <w:spacing w:before="20" w:after="20"/>
+              <w:jc w:val="center"/>
+            </w:pPr>
+            <w:r/>
+          </w:p>
+        </w:tc>
+        <w:tc>
+          <w:tcPr>
+            <w:shd w:val="clear" w:color="auto" w:fill="F7FAFC"/>
+            <w:vAlign w:val="center"/>
+            <w:tcW w:type="dxa" w:w="1522"/>
           </w:tcPr>
           <w:p>
             <w:pPr>
@@ -1466,49 +1466,49 @@
         <w:tc>
           <w:tcPr>
             <w:vAlign w:val="center"/>
-            <w:tcW w:type="dxa" w:w="685"/>
-          </w:tcPr>
-          <w:p>
-            <w:pPr>
-              <w:keepNext/>
-              <w:spacing w:before="20" w:after="20"/>
-              <w:jc w:val="center"/>
-            </w:pPr>
-            <w:r/>
-          </w:p>
-        </w:tc>
-        <w:tc>
-          <w:tcPr>
-            <w:vAlign w:val="center"/>
-            <w:tcW w:type="dxa" w:w="3750"/>
-          </w:tcPr>
-          <w:p>
-            <w:pPr>
-              <w:keepNext/>
-              <w:spacing w:before="20" w:after="20"/>
-              <w:jc w:val="center"/>
-            </w:pPr>
-            <w:r/>
-          </w:p>
-        </w:tc>
-        <w:tc>
-          <w:tcPr>
-            <w:vAlign w:val="center"/>
-            <w:tcW w:type="dxa" w:w="3773"/>
-          </w:tcPr>
-          <w:p>
-            <w:pPr>
-              <w:keepNext/>
-              <w:spacing w:before="20" w:after="20"/>
-              <w:jc w:val="center"/>
-            </w:pPr>
-            <w:r/>
-          </w:p>
-        </w:tc>
-        <w:tc>
-          <w:tcPr>
-            <w:vAlign w:val="center"/>
-            <w:tcW w:type="dxa" w:w="1091"/>
+            <w:tcW w:type="dxa" w:w="675"/>
+          </w:tcPr>
+          <w:p>
+            <w:pPr>
+              <w:keepNext/>
+              <w:spacing w:before="20" w:after="20"/>
+              <w:jc w:val="center"/>
+            </w:pPr>
+            <w:r/>
+          </w:p>
+        </w:tc>
+        <w:tc>
+          <w:tcPr>
+            <w:vAlign w:val="center"/>
+            <w:tcW w:type="dxa" w:w="3724"/>
+          </w:tcPr>
+          <w:p>
+            <w:pPr>
+              <w:keepNext/>
+              <w:spacing w:before="20" w:after="20"/>
+              <w:jc w:val="center"/>
+            </w:pPr>
+            <w:r/>
+          </w:p>
+        </w:tc>
+        <w:tc>
+          <w:tcPr>
+            <w:vAlign w:val="center"/>
+            <w:tcW w:type="dxa" w:w="3743"/>
+          </w:tcPr>
+          <w:p>
+            <w:pPr>
+              <w:keepNext/>
+              <w:spacing w:before="20" w:after="20"/>
+              <w:jc w:val="center"/>
+            </w:pPr>
+            <w:r/>
+          </w:p>
+        </w:tc>
+        <w:tc>
+          <w:tcPr>
+            <w:vAlign w:val="center"/>
+            <w:tcW w:type="dxa" w:w="1259"/>
           </w:tcPr>
           <w:p>
             <w:pPr>
@@ -1536,63 +1536,63 @@
         <w:tc>
           <w:tcPr>
             <w:vAlign w:val="center"/>
-            <w:tcW w:type="dxa" w:w="1153"/>
-          </w:tcPr>
-          <w:p>
-            <w:pPr>
-              <w:keepNext/>
-              <w:spacing w:before="20" w:after="20"/>
-              <w:jc w:val="center"/>
-            </w:pPr>
-            <w:r/>
-          </w:p>
-        </w:tc>
-        <w:tc>
-          <w:tcPr>
-            <w:vAlign w:val="center"/>
-            <w:tcW w:type="dxa" w:w="1158"/>
-          </w:tcPr>
-          <w:p>
-            <w:pPr>
-              <w:keepNext/>
-              <w:spacing w:before="20" w:after="20"/>
-              <w:jc w:val="center"/>
-            </w:pPr>
-            <w:r/>
-          </w:p>
-        </w:tc>
-        <w:tc>
-          <w:tcPr>
-            <w:vAlign w:val="center"/>
-            <w:tcW w:type="dxa" w:w="904"/>
-          </w:tcPr>
-          <w:p>
-            <w:pPr>
-              <w:keepNext/>
-              <w:spacing w:before="20" w:after="20"/>
-              <w:jc w:val="center"/>
-            </w:pPr>
-            <w:r/>
-          </w:p>
-        </w:tc>
-        <w:tc>
-          <w:tcPr>
-            <w:vAlign w:val="center"/>
-            <w:tcW w:type="dxa" w:w="826"/>
-          </w:tcPr>
-          <w:p>
-            <w:pPr>
-              <w:keepNext/>
-              <w:spacing w:before="20" w:after="20"/>
-              <w:jc w:val="center"/>
-            </w:pPr>
-            <w:r/>
-          </w:p>
-        </w:tc>
-        <w:tc>
-          <w:tcPr>
-            <w:vAlign w:val="center"/>
-            <w:tcW w:type="dxa" w:w="1544"/>
+            <w:tcW w:type="dxa" w:w="1130"/>
+          </w:tcPr>
+          <w:p>
+            <w:pPr>
+              <w:keepNext/>
+              <w:spacing w:before="20" w:after="20"/>
+              <w:jc w:val="center"/>
+            </w:pPr>
+            <w:r/>
+          </w:p>
+        </w:tc>
+        <w:tc>
+          <w:tcPr>
+            <w:vAlign w:val="center"/>
+            <w:tcW w:type="dxa" w:w="1134"/>
+          </w:tcPr>
+          <w:p>
+            <w:pPr>
+              <w:keepNext/>
+              <w:spacing w:before="20" w:after="20"/>
+              <w:jc w:val="center"/>
+            </w:pPr>
+            <w:r/>
+          </w:p>
+        </w:tc>
+        <w:tc>
+          <w:tcPr>
+            <w:vAlign w:val="center"/>
+            <w:tcW w:type="dxa" w:w="890"/>
+          </w:tcPr>
+          <w:p>
+            <w:pPr>
+              <w:keepNext/>
+              <w:spacing w:before="20" w:after="20"/>
+              <w:jc w:val="center"/>
+            </w:pPr>
+            <w:r/>
+          </w:p>
+        </w:tc>
+        <w:tc>
+          <w:tcPr>
+            <w:vAlign w:val="center"/>
+            <w:tcW w:type="dxa" w:w="808"/>
+          </w:tcPr>
+          <w:p>
+            <w:pPr>
+              <w:keepNext/>
+              <w:spacing w:before="20" w:after="20"/>
+              <w:jc w:val="center"/>
+            </w:pPr>
+            <w:r/>
+          </w:p>
+        </w:tc>
+        <w:tc>
+          <w:tcPr>
+            <w:vAlign w:val="center"/>
+            <w:tcW w:type="dxa" w:w="1522"/>
           </w:tcPr>
           <w:p>
             <w:pPr>
@@ -1612,49 +1612,49 @@
           <w:tcPr>
             <w:shd w:val="clear" w:color="auto" w:fill="F7FAFC"/>
             <w:vAlign w:val="center"/>
-            <w:tcW w:type="dxa" w:w="685"/>
-          </w:tcPr>
-          <w:p>
-            <w:pPr>
-              <w:spacing w:before="20" w:after="20"/>
-              <w:jc w:val="center"/>
-            </w:pPr>
-            <w:r/>
-          </w:p>
-        </w:tc>
-        <w:tc>
-          <w:tcPr>
-            <w:shd w:val="clear" w:color="auto" w:fill="F7FAFC"/>
-            <w:vAlign w:val="center"/>
-            <w:tcW w:type="dxa" w:w="3750"/>
-          </w:tcPr>
-          <w:p>
-            <w:pPr>
-              <w:spacing w:before="20" w:after="20"/>
-              <w:jc w:val="center"/>
-            </w:pPr>
-            <w:r/>
-          </w:p>
-        </w:tc>
-        <w:tc>
-          <w:tcPr>
-            <w:shd w:val="clear" w:color="auto" w:fill="F7FAFC"/>
-            <w:vAlign w:val="center"/>
-            <w:tcW w:type="dxa" w:w="3773"/>
-          </w:tcPr>
-          <w:p>
-            <w:pPr>
-              <w:spacing w:before="20" w:after="20"/>
-              <w:jc w:val="center"/>
-            </w:pPr>
-            <w:r/>
-          </w:p>
-        </w:tc>
-        <w:tc>
-          <w:tcPr>
-            <w:shd w:val="clear" w:color="auto" w:fill="F7FAFC"/>
-            <w:vAlign w:val="center"/>
-            <w:tcW w:type="dxa" w:w="1091"/>
+            <w:tcW w:type="dxa" w:w="675"/>
+          </w:tcPr>
+          <w:p>
+            <w:pPr>
+              <w:spacing w:before="20" w:after="20"/>
+              <w:jc w:val="center"/>
+            </w:pPr>
+            <w:r/>
+          </w:p>
+        </w:tc>
+        <w:tc>
+          <w:tcPr>
+            <w:shd w:val="clear" w:color="auto" w:fill="F7FAFC"/>
+            <w:vAlign w:val="center"/>
+            <w:tcW w:type="dxa" w:w="3724"/>
+          </w:tcPr>
+          <w:p>
+            <w:pPr>
+              <w:spacing w:before="20" w:after="20"/>
+              <w:jc w:val="center"/>
+            </w:pPr>
+            <w:r/>
+          </w:p>
+        </w:tc>
+        <w:tc>
+          <w:tcPr>
+            <w:shd w:val="clear" w:color="auto" w:fill="F7FAFC"/>
+            <w:vAlign w:val="center"/>
+            <w:tcW w:type="dxa" w:w="3743"/>
+          </w:tcPr>
+          <w:p>
+            <w:pPr>
+              <w:spacing w:before="20" w:after="20"/>
+              <w:jc w:val="center"/>
+            </w:pPr>
+            <w:r/>
+          </w:p>
+        </w:tc>
+        <w:tc>
+          <w:tcPr>
+            <w:shd w:val="clear" w:color="auto" w:fill="F7FAFC"/>
+            <w:vAlign w:val="center"/>
+            <w:tcW w:type="dxa" w:w="1259"/>
           </w:tcPr>
           <w:p>
             <w:pPr>
@@ -1682,63 +1682,63 @@
           <w:tcPr>
             <w:shd w:val="clear" w:color="auto" w:fill="F7FAFC"/>
             <w:vAlign w:val="center"/>
-            <w:tcW w:type="dxa" w:w="1153"/>
-          </w:tcPr>
-          <w:p>
-            <w:pPr>
-              <w:spacing w:before="20" w:after="20"/>
-              <w:jc w:val="center"/>
-            </w:pPr>
-            <w:r/>
-          </w:p>
-        </w:tc>
-        <w:tc>
-          <w:tcPr>
-            <w:shd w:val="clear" w:color="auto" w:fill="F7FAFC"/>
-            <w:vAlign w:val="center"/>
-            <w:tcW w:type="dxa" w:w="1158"/>
-          </w:tcPr>
-          <w:p>
-            <w:pPr>
-              <w:spacing w:before="20" w:after="20"/>
-              <w:jc w:val="center"/>
-            </w:pPr>
-            <w:r/>
-          </w:p>
-        </w:tc>
-        <w:tc>
-          <w:tcPr>
-            <w:shd w:val="clear" w:color="auto" w:fill="F7FAFC"/>
-            <w:vAlign w:val="center"/>
-            <w:tcW w:type="dxa" w:w="904"/>
-          </w:tcPr>
-          <w:p>
-            <w:pPr>
-              <w:spacing w:before="20" w:after="20"/>
-              <w:jc w:val="center"/>
-            </w:pPr>
-            <w:r/>
-          </w:p>
-        </w:tc>
-        <w:tc>
-          <w:tcPr>
-            <w:shd w:val="clear" w:color="auto" w:fill="F7FAFC"/>
-            <w:vAlign w:val="center"/>
-            <w:tcW w:type="dxa" w:w="826"/>
-          </w:tcPr>
-          <w:p>
-            <w:pPr>
-              <w:spacing w:before="20" w:after="20"/>
-              <w:jc w:val="center"/>
-            </w:pPr>
-            <w:r/>
-          </w:p>
-        </w:tc>
-        <w:tc>
-          <w:tcPr>
-            <w:shd w:val="clear" w:color="auto" w:fill="F7FAFC"/>
-            <w:vAlign w:val="center"/>
-            <w:tcW w:type="dxa" w:w="1544"/>
+            <w:tcW w:type="dxa" w:w="1130"/>
+          </w:tcPr>
+          <w:p>
+            <w:pPr>
+              <w:spacing w:before="20" w:after="20"/>
+              <w:jc w:val="center"/>
+            </w:pPr>
+            <w:r/>
+          </w:p>
+        </w:tc>
+        <w:tc>
+          <w:tcPr>
+            <w:shd w:val="clear" w:color="auto" w:fill="F7FAFC"/>
+            <w:vAlign w:val="center"/>
+            <w:tcW w:type="dxa" w:w="1134"/>
+          </w:tcPr>
+          <w:p>
+            <w:pPr>
+              <w:spacing w:before="20" w:after="20"/>
+              <w:jc w:val="center"/>
+            </w:pPr>
+            <w:r/>
+          </w:p>
+        </w:tc>
+        <w:tc>
+          <w:tcPr>
+            <w:shd w:val="clear" w:color="auto" w:fill="F7FAFC"/>
+            <w:vAlign w:val="center"/>
+            <w:tcW w:type="dxa" w:w="890"/>
+          </w:tcPr>
+          <w:p>
+            <w:pPr>
+              <w:spacing w:before="20" w:after="20"/>
+              <w:jc w:val="center"/>
+            </w:pPr>
+            <w:r/>
+          </w:p>
+        </w:tc>
+        <w:tc>
+          <w:tcPr>
+            <w:shd w:val="clear" w:color="auto" w:fill="F7FAFC"/>
+            <w:vAlign w:val="center"/>
+            <w:tcW w:type="dxa" w:w="808"/>
+          </w:tcPr>
+          <w:p>
+            <w:pPr>
+              <w:spacing w:before="20" w:after="20"/>
+              <w:jc w:val="center"/>
+            </w:pPr>
+            <w:r/>
+          </w:p>
+        </w:tc>
+        <w:tc>
+          <w:tcPr>
+            <w:shd w:val="clear" w:color="auto" w:fill="F7FAFC"/>
+            <w:vAlign w:val="center"/>
+            <w:tcW w:type="dxa" w:w="1522"/>
           </w:tcPr>
           <w:p>
             <w:pPr>

--- a/deliverables/inland_transport_2026-10/docx/QASOP_0XX_A06.docx
+++ b/deliverables/inland_transport_2026-10/docx/QASOP_0XX_A06.docx
@@ -1752,7 +1752,7 @@
     </w:tbl>
     <w:p>
       <w:pPr>
-        <w:keepNext/>
+        <w:keepNext w:val="0"/>
         <w:spacing w:before="0" w:after="0" w:lineRule="exact" w:line="80"/>
       </w:pPr>
     </w:p>
@@ -1794,7 +1794,7 @@
     </w:p>
     <w:p>
       <w:pPr>
-        <w:keepNext/>
+        <w:keepNext w:val="0"/>
         <w:spacing w:before="0" w:after="0" w:lineRule="exact" w:line="240"/>
       </w:pPr>
     </w:p>
@@ -2885,7 +2885,7 @@
     </w:tbl>
     <w:p>
       <w:pPr>
-        <w:keepNext/>
+        <w:keepNext w:val="0"/>
         <w:spacing w:before="0" w:after="0" w:lineRule="exact" w:line="240"/>
       </w:pPr>
     </w:p>
